--- a/docs/PART3_4_5_VIRAL_PODCAST_THESIS_COMPLETE.docx
+++ b/docs/PART3_4_5_VIRAL_PODCAST_THESIS_COMPLETE.docx
@@ -14666,25 +14666,1652 @@
       </w:r>
     </w:p>
     <w:p>
-      <w:pPr>
-        <w:pStyle w:val="Compact"/>
-        <w:numPr>
-          <w:ilvl w:val="0"/>
-          <w:numId w:val="1028"/>
-        </w:numPr>
-      </w:pPr>
-      <w:r>
-        <w:t xml:space="preserve">Long-term public market narrative:</w:t>
-      </w:r>
-      <w:r>
-        <w:t xml:space="preserve"> </w:t>
-      </w:r>
-      <w:r>
-        <w:t xml:space="preserve">“The Bloomberg Terminal of the Creator Economy — data intelligence infrastructure for the world’s fastest-growing media industry”</w:t>
+      <w:r>
+        <w:pict>
+          <v:rect style="width:0;height:1.5pt" o:hralign="center" o:hrstd="t" o:hr="t"/>
+        </w:pict>
+      </w:r>
+    </w:p>
+    <w:p>
+      <w:r>
+        <w:pict>
+          <v:rect style="width:0;height:1.5pt" o:hralign="center" o:hrstd="t" o:hr="t"/>
+        </w:pict>
       </w:r>
     </w:p>
     <w:bookmarkEnd w:id="94"/>
     <w:bookmarkEnd w:id="95"/>
+    <w:bookmarkStart w:id="106" w:name="review-notes-and-updates"/>
+    <w:p>
+      <w:pPr>
+        <w:pStyle w:val="Heading1"/>
+      </w:pPr>
+      <w:r>
+        <w:t xml:space="preserve">REVIEW NOTES AND UPDATES</w:t>
+      </w:r>
+    </w:p>
+    <w:p>
+      <w:pPr>
+        <w:pStyle w:val="FirstParagraph"/>
+      </w:pPr>
+      <w:r>
+        <w:rPr>
+          <w:b/>
+          <w:bCs/>
+        </w:rPr>
+        <w:t xml:space="preserve">Review Conducted:</w:t>
+      </w:r>
+      <w:r>
+        <w:t xml:space="preserve"> </w:t>
+      </w:r>
+      <w:r>
+        <w:t xml:space="preserve">March 20, 2026</w:t>
+      </w:r>
+      <w:r>
+        <w:t xml:space="preserve"> </w:t>
+      </w:r>
+      <w:r>
+        <w:rPr>
+          <w:b/>
+          <w:bCs/>
+        </w:rPr>
+        <w:t xml:space="preserve">Document:</w:t>
+      </w:r>
+      <w:r>
+        <w:t xml:space="preserve"> </w:t>
+      </w:r>
+      <w:r>
+        <w:t xml:space="preserve">PART3_4_5_VIRAL_PODCAST_THESIS_COMPLETE.md — Viral Concepts, Podcast Strategy, and Billion-Dollar Thesis</w:t>
+      </w:r>
+    </w:p>
+    <w:p>
+      <w:r>
+        <w:pict>
+          <v:rect style="width:0;height:1.5pt" o:hralign="center" o:hrstd="t" o:hr="t"/>
+        </w:pict>
+      </w:r>
+    </w:p>
+    <w:bookmarkStart w:id="96" w:name="overall-grade-a-"/>
+    <w:p>
+      <w:pPr>
+        <w:pStyle w:val="Heading2"/>
+      </w:pPr>
+      <w:r>
+        <w:t xml:space="preserve">OVERALL GRADE: A-</w:t>
+      </w:r>
+    </w:p>
+    <w:p>
+      <w:pPr>
+        <w:pStyle w:val="FirstParagraph"/>
+      </w:pPr>
+      <w:r>
+        <w:t xml:space="preserve">This is the most strategically comprehensive document in the series. All six content versions are present (Part 3A/3B, Part 4A/4B, Part 5A/5B), all five additional viral formats are listed, the flywheel is clearly articulated, the monetization deep dive is thorough, and the investor pitch is investor-grade. The primary gaps are: a missing competitor response analysis section, a missing exit strategy section in Part 5, an underdeveloped fundraising roadmap, and financial figures that require reconciliation with other documents in the series. Fixes appended below.</w:t>
+      </w:r>
+    </w:p>
+    <w:p>
+      <w:r>
+        <w:pict>
+          <v:rect style="width:0;height:1.5pt" o:hralign="center" o:hrstd="t" o:hr="t"/>
+        </w:pict>
+      </w:r>
+    </w:p>
+    <w:bookmarkEnd w:id="96"/>
+    <w:bookmarkStart w:id="97" w:name="gaps"/>
+    <w:p>
+      <w:pPr>
+        <w:pStyle w:val="Heading2"/>
+      </w:pPr>
+      <w:r>
+        <w:t xml:space="preserve">1. GAPS</w:t>
+      </w:r>
+    </w:p>
+    <w:p>
+      <w:pPr>
+        <w:pStyle w:val="FirstParagraph"/>
+      </w:pPr>
+      <w:r>
+        <w:rPr>
+          <w:b/>
+          <w:bCs/>
+        </w:rPr>
+        <w:t xml:space="preserve">G1 — Competitor Response Analysis: Absent</w:t>
+      </w:r>
+      <w:r>
+        <w:t xml:space="preserve"> </w:t>
+      </w:r>
+      <w:r>
+        <w:t xml:space="preserve">The document extensively discusses what DealStage is, what it does, and what competitors currently lack. What is absent is a dedicated</w:t>
+      </w:r>
+      <w:r>
+        <w:t xml:space="preserve"> </w:t>
+      </w:r>
+      <w:r>
+        <w:t xml:space="preserve">“Competitor Response Analysis”</w:t>
+      </w:r>
+      <w:r>
+        <w:t xml:space="preserve"> </w:t>
+      </w:r>
+      <w:r>
+        <w:t xml:space="preserve">section that addresses: what happens when CreatorIQ or Grin attempt to build their own content layer; what happens when Shark Tank enters the creator economy partnership format; what happens when a major talent agency (WME, CAA) builds a competing platform. The moat is described (six layers) but the competitive threat scenarios and DealStage’s response strategy are not.</w:t>
+      </w:r>
+    </w:p>
+    <w:p>
+      <w:pPr>
+        <w:pStyle w:val="BodyText"/>
+      </w:pPr>
+      <w:r>
+        <w:rPr>
+          <w:b/>
+          <w:bCs/>
+        </w:rPr>
+        <w:t xml:space="preserve">G2 — Exit Strategy Options: Absent from Part 5</w:t>
+      </w:r>
+      <w:r>
+        <w:t xml:space="preserve"> </w:t>
+      </w:r>
+      <w:r>
+        <w:t xml:space="preserve">Part 5A covers the IPO path in detail. Part 5B covers strategic partners. But neither section addresses acquisition exit scenarios — who the strategic acquirers would be, at what valuation, under what circumstances DealStage would accept acquisition rather than IPO. The most likely acquirer categories (major media companies, talent holding companies, SaaS platforms with adjacent data infrastructure) are not discussed. This is a material gap for a VC-grade investor pitch.</w:t>
+      </w:r>
+    </w:p>
+    <w:p>
+      <w:pPr>
+        <w:pStyle w:val="BodyText"/>
+      </w:pPr>
+      <w:r>
+        <w:rPr>
+          <w:b/>
+          <w:bCs/>
+        </w:rPr>
+        <w:t xml:space="preserve">G3 — Fundraising Roadmap: Underdeveloped</w:t>
+      </w:r>
+      <w:r>
+        <w:t xml:space="preserve"> </w:t>
+      </w:r>
+      <w:r>
+        <w:t xml:space="preserve">The Three-Year Financial Summary shows implied enterprise value growing from $120M to $1B+, but no specific fundraising roadmap exists. Missing: pre-seed/seed round (already raised or target?), Series A timing and target raise amount, Series B conditions and target, strategic round considerations, dilution modeling, and any stated founder equity retention goals. For an investor pitch document, the absence of a fundraising roadmap is a significant omission.</w:t>
+      </w:r>
+    </w:p>
+    <w:p>
+      <w:pPr>
+        <w:pStyle w:val="BodyText"/>
+      </w:pPr>
+      <w:r>
+        <w:rPr>
+          <w:b/>
+          <w:bCs/>
+        </w:rPr>
+        <w:t xml:space="preserve">G4 — Deal Drops Year 1 Episode Count Error</w:t>
+      </w:r>
+      <w:r>
+        <w:t xml:space="preserve"> </w:t>
+      </w:r>
+      <w:r>
+        <w:t xml:space="preserve">The Cost Efficiency Note in Part 4B states</w:t>
+      </w:r>
+      <w:r>
+        <w:t xml:space="preserve"> </w:t>
+      </w:r>
+      <w:r>
+        <w:t xml:space="preserve">“Version B costs $119,600 less than Version A’s $251,600 annual budget while producing 260 episodes versus 52.”</w:t>
+      </w:r>
+      <w:r>
+        <w:t xml:space="preserve"> </w:t>
+      </w:r>
+      <w:r>
+        <w:t xml:space="preserve">A 5-day/week daily podcast for 52 weeks would produce 260 episodes. However, the weekly format shows 5 episodes per week (Monday through Friday). 5 × 52 = 260. This is correct. However, no provision is made for holidays, vacation time, or production delays. A real-world Year 1 budget for a daily show should include 2–4 weeks of buffer content and factor in roughly 250 production episodes (not 260) to account for breaks.</w:t>
+      </w:r>
+    </w:p>
+    <w:p>
+      <w:pPr>
+        <w:pStyle w:val="BodyText"/>
+      </w:pPr>
+      <w:r>
+        <w:rPr>
+          <w:b/>
+          <w:bCs/>
+        </w:rPr>
+        <w:t xml:space="preserve">G5 — Version B $100K Challenge: No Annual Calendar</w:t>
+      </w:r>
+      <w:r>
+        <w:t xml:space="preserve"> </w:t>
+      </w:r>
+      <w:r>
+        <w:t xml:space="preserve">The $100K Challenge format specifies 12 videos per year (one monthly) but provides no production calendar showing which creator types are featured in which months, how the seasonal calendar affects creator type selection (fitness in January, travel in summer, etc.), or how the editorial calendar connects to DealStage’s platform marketing campaigns.</w:t>
+      </w:r>
+    </w:p>
+    <w:p>
+      <w:pPr>
+        <w:pStyle w:val="BodyText"/>
+      </w:pPr>
+      <w:r>
+        <w:rPr>
+          <w:b/>
+          <w:bCs/>
+        </w:rPr>
+        <w:t xml:space="preserve">G6 — Part 3A Deal Stage Contenders: Season 2 and Beyond</w:t>
+      </w:r>
+      <w:r>
+        <w:t xml:space="preserve"> </w:t>
+      </w:r>
+      <w:r>
+        <w:t xml:space="preserve">The series is developed to 8-episode Season 1 depth, but no Season 2 structure, evolution of format, or franchise expansion is discussed. Unlike the TV shows (which have detailed Season 2 and international expansion sections), the YouTube series treats itself as a single-season property.</w:t>
+      </w:r>
+    </w:p>
+    <w:p>
+      <w:r>
+        <w:pict>
+          <v:rect style="width:0;height:1.5pt" o:hralign="center" o:hrstd="t" o:hr="t"/>
+        </w:pict>
+      </w:r>
+    </w:p>
+    <w:bookmarkEnd w:id="97"/>
+    <w:bookmarkStart w:id="98" w:name="inconsistencies"/>
+    <w:p>
+      <w:pPr>
+        <w:pStyle w:val="Heading2"/>
+      </w:pPr>
+      <w:r>
+        <w:t xml:space="preserve">2. INCONSISTENCIES</w:t>
+      </w:r>
+    </w:p>
+    <w:p>
+      <w:pPr>
+        <w:pStyle w:val="FirstParagraph"/>
+      </w:pPr>
+      <w:r>
+        <w:rPr>
+          <w:b/>
+          <w:bCs/>
+        </w:rPr>
+        <w:t xml:space="preserve">I1 — Year 1 SaaS ARR Target: Two Different Numbers</w:t>
+      </w:r>
+      <w:r>
+        <w:t xml:space="preserve"> </w:t>
+      </w:r>
+      <w:r>
+        <w:t xml:space="preserve">Part 5A’s Three-Year Financial Summary shows</w:t>
+      </w:r>
+      <w:r>
+        <w:t xml:space="preserve"> </w:t>
+      </w:r>
+      <w:r>
+        <w:t xml:space="preserve">“Platform SaaS ARR Year 1: $12,000,000.”</w:t>
+      </w:r>
+      <w:r>
+        <w:t xml:space="preserve"> </w:t>
+      </w:r>
+      <w:r>
+        <w:t xml:space="preserve">The unit economics section targets</w:t>
+      </w:r>
+      <w:r>
+        <w:t xml:space="preserve"> </w:t>
+      </w:r>
+      <w:r>
+        <w:t xml:space="preserve">“7,500 Talent subscriptions at $199/month + 1,500 Brand subscriptions at $999/month + 1,000 Agency subscriptions at $4,999/month = ~$8M/month combined MRR = ~$96M ARR.”</w:t>
+      </w:r>
+      <w:r>
+        <w:t xml:space="preserve"> </w:t>
+      </w:r>
+      <w:r>
+        <w:t xml:space="preserve">This is the Year 3 target. However, working backwards, Year 1 at $12M ARR implies approximately 130 paying accounts per tier at Year 3 rates — extremely conservative, or alternatively, Year 1 represents a small fraction of the platform reaching paying tier. No user count projection for Year 1 is stated, making the $12M figure hard to validate.</w:t>
+      </w:r>
+    </w:p>
+    <w:p>
+      <w:pPr>
+        <w:pStyle w:val="BodyText"/>
+      </w:pPr>
+      <w:r>
+        <w:rPr>
+          <w:b/>
+          <w:bCs/>
+        </w:rPr>
+        <w:t xml:space="preserve">I2 — Bumble Listed Twice in Comparable Company Table</w:t>
+      </w:r>
+      <w:r>
+        <w:t xml:space="preserve"> </w:t>
+      </w:r>
+      <w:r>
+        <w:t xml:space="preserve">Bumble appears twice in the Comparable Company Analysis table: (1)</w:t>
+      </w:r>
+      <w:r>
+        <w:t xml:space="preserve"> </w:t>
+      </w:r>
+      <w:r>
+        <w:t xml:space="preserve">“Bumble — Dating app + reality TV content — $7 billion — Entertainment content drives platform credibility”</w:t>
+      </w:r>
+      <w:r>
+        <w:t xml:space="preserve"> </w:t>
+      </w:r>
+      <w:r>
+        <w:t xml:space="preserve">and (2)</w:t>
+      </w:r>
+      <w:r>
+        <w:t xml:space="preserve"> </w:t>
+      </w:r>
+      <w:r>
+        <w:t xml:space="preserve">“Bumble — Reality TV as acquisition channel — $7 billion.”</w:t>
+      </w:r>
+      <w:r>
+        <w:t xml:space="preserve"> </w:t>
+      </w:r>
+      <w:r>
+        <w:t xml:space="preserve">This is a duplicate entry that should be consolidated into one row or the second entry should be replaced with a different company (Airbnb’s use of branded content as acquisition channel would be a relevant comparable).</w:t>
+      </w:r>
+    </w:p>
+    <w:p>
+      <w:pPr>
+        <w:pStyle w:val="BodyText"/>
+      </w:pPr>
+      <w:r>
+        <w:rPr>
+          <w:b/>
+          <w:bCs/>
+        </w:rPr>
+        <w:t xml:space="preserve">I3 — Content Production Budget in Three-Year Summary vs. Individual Show Budgets</w:t>
+      </w:r>
+      <w:r>
+        <w:t xml:space="preserve"> </w:t>
+      </w:r>
+      <w:r>
+        <w:t xml:space="preserve">The Three-Year Financial Summary shows</w:t>
+      </w:r>
+      <w:r>
+        <w:t xml:space="preserve"> </w:t>
+      </w:r>
+      <w:r>
+        <w:t xml:space="preserve">“Content Production Budget: $423,600 (Year 1), $750,000 (Year 2), $1,200,000 (Year 3).”</w:t>
+      </w:r>
+      <w:r>
+        <w:t xml:space="preserve"> </w:t>
+      </w:r>
+      <w:r>
+        <w:t xml:space="preserve">However, Deal Stage Contenders alone (Part 3A) has a $171,000 budget and the $100K Challenge (Part 3B) has a $192,000 budget — together $363,000, which accounts for 86% of the Year 1 content budget, leaving only $60,600 for the podcast. The Deal Stage Podcast budget is $251,600 (Year 1). This means the combined YouTube + podcast budget in Year 1 is $614,600 — 45% higher than the Three-Year Summary’s $423,600 Year 1 content production figure. Either the Three-Year Summary understates content costs or the individual show budgets are not all active in Year 1. This needs clarification.</w:t>
+      </w:r>
+    </w:p>
+    <w:p>
+      <w:pPr>
+        <w:pStyle w:val="BodyText"/>
+      </w:pPr>
+      <w:r>
+        <w:rPr>
+          <w:b/>
+          <w:bCs/>
+        </w:rPr>
+        <w:t xml:space="preserve">I4 — Version A (Contenders) and Version B ($100K Challenge) Hybrid Timing</w:t>
+      </w:r>
+      <w:r>
+        <w:t xml:space="preserve"> </w:t>
+      </w:r>
+      <w:r>
+        <w:t xml:space="preserve">The Hybrid Recommendation states</w:t>
+      </w:r>
+      <w:r>
+        <w:t xml:space="preserve"> </w:t>
+      </w:r>
+      <w:r>
+        <w:t xml:space="preserve">“Year 1: 12 standalone $100K Challenge videos ($192K). Year 2: Deal Stage Contenders Season 1 ($171K). Year 3: Both formats ($363K).”</w:t>
+      </w:r>
+      <w:r>
+        <w:t xml:space="preserve"> </w:t>
+      </w:r>
+      <w:r>
+        <w:t xml:space="preserve">The Appendix Integrated Content Calendar shows</w:t>
+      </w:r>
+      <w:r>
+        <w:t xml:space="preserve"> </w:t>
+      </w:r>
+      <w:r>
+        <w:t xml:space="preserve">“$100K Challenge”</w:t>
+      </w:r>
+      <w:r>
+        <w:t xml:space="preserve"> </w:t>
+      </w:r>
+      <w:r>
+        <w:t xml:space="preserve">as the Year 1 YouTube content. This is consistent. However, the Three-Year Financial Summary Content Production Budget of $423,600 in Year 1 exceeds what the $100K Challenge alone ($192K) plus the Deal Drops podcast ($132K) would total ($324K). The gap suggests additional Year 1 content costs are not itemized anywhere.</w:t>
+      </w:r>
+    </w:p>
+    <w:p>
+      <w:pPr>
+        <w:pStyle w:val="BodyText"/>
+      </w:pPr>
+      <w:r>
+        <w:rPr>
+          <w:b/>
+          <w:bCs/>
+        </w:rPr>
+        <w:t xml:space="preserve">I5 — TV Show Year 1 Revenue: Zero vs. $15M–$27M</w:t>
+      </w:r>
+      <w:r>
+        <w:t xml:space="preserve"> </w:t>
+      </w:r>
+      <w:r>
+        <w:t xml:space="preserve">The Three-Year Financial Summary shows</w:t>
+      </w:r>
+      <w:r>
+        <w:t xml:space="preserve"> </w:t>
+      </w:r>
+      <w:r>
+        <w:t xml:space="preserve">“TV show licensing: $0 in Year 1.”</w:t>
+      </w:r>
+      <w:r>
+        <w:t xml:space="preserve"> </w:t>
+      </w:r>
+      <w:r>
+        <w:t xml:space="preserve">However, the ADDITIONAL_YOUTUBE_PODCAST_CONCEPTS.md Total Media Empire Revenue table shows</w:t>
+      </w:r>
+      <w:r>
+        <w:t xml:space="preserve"> </w:t>
+      </w:r>
+      <w:r>
+        <w:t xml:space="preserve">“The Deal Stage TV Show: $15M–$27M Year 1.”</w:t>
+      </w:r>
+      <w:r>
+        <w:t xml:space="preserve"> </w:t>
+      </w:r>
+      <w:r>
+        <w:t xml:space="preserve">One document assumes the TV show exists in Year 1; the other assumes it does not. See also Inconsistency I4 in the PART2_TV_SHOW_COMPLETE.md review. This is the single most significant financial discrepancy across all four documents and must be resolved.</w:t>
+      </w:r>
+    </w:p>
+    <w:p>
+      <w:pPr>
+        <w:pStyle w:val="BodyText"/>
+      </w:pPr>
+      <w:r>
+        <w:rPr>
+          <w:b/>
+          <w:bCs/>
+        </w:rPr>
+        <w:t xml:space="preserve">I6 — Deal Stage Podcast Tier 1 Sponsorship Rate</w:t>
+      </w:r>
+      <w:r>
+        <w:t xml:space="preserve"> </w:t>
+      </w:r>
+      <w:r>
+        <w:t xml:space="preserve">Part 4A states</w:t>
+      </w:r>
+      <w:r>
+        <w:t xml:space="preserve"> </w:t>
+      </w:r>
+      <w:r>
+        <w:t xml:space="preserve">“Tier 1 sponsor: $50,000 per episode, 12 annual episodes = $600,000.”</w:t>
+      </w:r>
+      <w:r>
+        <w:t xml:space="preserve"> </w:t>
+      </w:r>
+      <w:r>
+        <w:t xml:space="preserve">This implies 12 episodes per year with Tier 1 sponsorship, and 40 remaining episodes with Tier 2 sponsorship at $15,000 each ($600,000). Total 52 episodes, total sponsorship revenue $1,200,000. This is correctly stated in the revenue model. However, the note clarifies</w:t>
+      </w:r>
+      <w:r>
+        <w:t xml:space="preserve"> </w:t>
+      </w:r>
+      <w:r>
+        <w:t xml:space="preserve">“the $50,000 per episode rate assumes minimum 50,000 downloads per episode by Month 6.”</w:t>
+      </w:r>
+      <w:r>
+        <w:t xml:space="preserve"> </w:t>
+      </w:r>
+      <w:r>
+        <w:t xml:space="preserve">If the show does not reach 50,000 downloads per episode by Month 6, the Tier 1 revenue assumption fails for the full year, not just half the year — since the Tier 1 slot would be self-sponsored for all 52 weeks, not just the first 26. The revenue model needs a low-scenario projection.</w:t>
+      </w:r>
+    </w:p>
+    <w:p>
+      <w:r>
+        <w:pict>
+          <v:rect style="width:0;height:1.5pt" o:hralign="center" o:hrstd="t" o:hr="t"/>
+        </w:pict>
+      </w:r>
+    </w:p>
+    <w:bookmarkEnd w:id="98"/>
+    <w:bookmarkStart w:id="99" w:name="sections-needing-more-detail"/>
+    <w:p>
+      <w:pPr>
+        <w:pStyle w:val="Heading2"/>
+      </w:pPr>
+      <w:r>
+        <w:t xml:space="preserve">3. SECTIONS NEEDING MORE DETAIL</w:t>
+      </w:r>
+    </w:p>
+    <w:p>
+      <w:pPr>
+        <w:pStyle w:val="FirstParagraph"/>
+      </w:pPr>
+      <w:r>
+        <w:rPr>
+          <w:b/>
+          <w:bCs/>
+        </w:rPr>
+        <w:t xml:space="preserve">D1 — Competitor Response Analysis (Needs New Section)</w:t>
+      </w:r>
+      <w:r>
+        <w:t xml:space="preserve"> </w:t>
+      </w:r>
+      <w:r>
+        <w:t xml:space="preserve">A dedicated section should address four competitor scenarios: (1) CreatorIQ or Grin builds a content layer — DealStage’s response is that data without distribution history cannot replicate a media empire built over years; (2) A major talent agency (WME, CAA) launches a competing platform — DealStage’s response is that agency platforms serve agencies, not talent; the conflict of interest is structural; (3) A major media company (Viacom, NBCUniversal) acquires a creator economy SaaS platform — DealStage’s response is to accelerate the IPO timeline and establish platform independence before any single-platform acquirer can absorb and dilute the multi-party value proposition; (4) A well-funded startup (Andreessen Horowitz-backed, $50M Series A) launches with a similar product but no media layer — DealStage’s response is CAC advantage through media, which compresses the startup’s runway.</w:t>
+      </w:r>
+    </w:p>
+    <w:p>
+      <w:pPr>
+        <w:pStyle w:val="BodyText"/>
+      </w:pPr>
+      <w:r>
+        <w:rPr>
+          <w:b/>
+          <w:bCs/>
+        </w:rPr>
+        <w:t xml:space="preserve">D2 — Exit Strategy (Needs Section in Part 5A or 5B)</w:t>
+      </w:r>
+      <w:r>
+        <w:t xml:space="preserve"> </w:t>
+      </w:r>
+      <w:r>
+        <w:t xml:space="preserve">Three acquisition scenarios should be addressed with specificity: (1) Strategic acquisition by a major media company (Netflix, Amazon) that wants the creator economy data layer and the content brand simultaneously — likely $800M–$1.5B range; (2) Strategic acquisition by a talent holding company (Endeavor, WME-IMG) that wants to own the platform its competitors use — likely $600M–$1B range; (3) Strategic acquisition by a SaaS platform (Salesforce, HubSpot) seeking to expand into creator economy marketing intelligence — likely $500M–$900M range. All three exit scenarios compare favorably to the IPO path if market conditions deteriorate. A founder/investor should understand the full optionality picture.</w:t>
+      </w:r>
+    </w:p>
+    <w:p>
+      <w:pPr>
+        <w:pStyle w:val="BodyText"/>
+      </w:pPr>
+      <w:r>
+        <w:rPr>
+          <w:b/>
+          <w:bCs/>
+        </w:rPr>
+        <w:t xml:space="preserve">D3 — Fundraising Roadmap (Needs Section)</w:t>
+      </w:r>
+      <w:r>
+        <w:t xml:space="preserve"> </w:t>
+      </w:r>
+      <w:r>
+        <w:t xml:space="preserve">Minimum content: (1) assumed current funding status (bootstrapped, seed-funded, pre-revenue?); (2) Series A target — $8M–$15M to fund Year 1 content production plus platform development and initial team; (3) Series A milestones that trigger Series B — 5,000 paying platform users, first TV deal signed, $3M ARR; (4) Series B target — $25M–$40M to fund TV production and media empire Year 2 expansion; (5) Series C or strategic round — $50M–$80M to fund international expansion and media empire global rollout.</w:t>
+      </w:r>
+    </w:p>
+    <w:p>
+      <w:pPr>
+        <w:pStyle w:val="BodyText"/>
+      </w:pPr>
+      <w:r>
+        <w:rPr>
+          <w:b/>
+          <w:bCs/>
+        </w:rPr>
+        <w:t xml:space="preserve">D4 — Deal Stage Podcast Low-Scenario Revenue Projection</w:t>
+      </w:r>
+      <w:r>
+        <w:t xml:space="preserve"> </w:t>
+      </w:r>
+      <w:r>
+        <w:t xml:space="preserve">The current revenue model presents one scenario (50,000+ downloads/episode by Month 6). A two-scenario model (base case: hits 50K downloads by Month 6; conservative case: hits 25K downloads, Tier 1 sponsorship delayed to Year 2) would strengthen the investor credibility of the financial model.</w:t>
+      </w:r>
+    </w:p>
+    <w:p>
+      <w:pPr>
+        <w:pStyle w:val="BodyText"/>
+      </w:pPr>
+      <w:r>
+        <w:rPr>
+          <w:b/>
+          <w:bCs/>
+        </w:rPr>
+        <w:t xml:space="preserve">D5 — Additional Viral Formats Production Budget</w:t>
+      </w:r>
+      <w:r>
+        <w:t xml:space="preserve"> </w:t>
+      </w:r>
+      <w:r>
+        <w:t xml:space="preserve">The five additional viral formats (DealStage Reacts, Guess the Deal, DealStage Roast, The Flip, Speed Matching) are described conceptually but none have an associated production budget. Given that these are intended as real content formats, each needs at minimum an annual cost estimate to be incorporated into the overall media empire content budget.</w:t>
+      </w:r>
+    </w:p>
+    <w:p>
+      <w:r>
+        <w:pict>
+          <v:rect style="width:0;height:1.5pt" o:hralign="center" o:hrstd="t" o:hr="t"/>
+        </w:pict>
+      </w:r>
+    </w:p>
+    <w:bookmarkEnd w:id="99"/>
+    <w:bookmarkStart w:id="100" w:name="recommendations"/>
+    <w:p>
+      <w:pPr>
+        <w:pStyle w:val="Heading2"/>
+      </w:pPr>
+      <w:r>
+        <w:t xml:space="preserve">4. RECOMMENDATIONS</w:t>
+      </w:r>
+    </w:p>
+    <w:p>
+      <w:pPr>
+        <w:pStyle w:val="FirstParagraph"/>
+      </w:pPr>
+      <w:r>
+        <w:rPr>
+          <w:b/>
+          <w:bCs/>
+        </w:rPr>
+        <w:t xml:space="preserve">R1 — Add Competitor Response Analysis Section</w:t>
+      </w:r>
+      <w:r>
+        <w:t xml:space="preserve"> </w:t>
+      </w:r>
+      <w:r>
+        <w:t xml:space="preserve">Insert a</w:t>
+      </w:r>
+      <w:r>
+        <w:t xml:space="preserve"> </w:t>
+      </w:r>
+      <w:r>
+        <w:t xml:space="preserve">“Competitive Landscape and Response Strategy”</w:t>
+      </w:r>
+      <w:r>
+        <w:t xml:space="preserve"> </w:t>
+      </w:r>
+      <w:r>
+        <w:t xml:space="preserve">section between</w:t>
+      </w:r>
+      <w:r>
+        <w:t xml:space="preserve"> </w:t>
+      </w:r>
+      <w:r>
+        <w:t xml:space="preserve">“Why Now”</w:t>
+      </w:r>
+      <w:r>
+        <w:t xml:space="preserve"> </w:t>
+      </w:r>
+      <w:r>
+        <w:t xml:space="preserve">and</w:t>
+      </w:r>
+      <w:r>
+        <w:t xml:space="preserve"> </w:t>
+      </w:r>
+      <w:r>
+        <w:t xml:space="preserve">“The Moat”</w:t>
+      </w:r>
+      <w:r>
+        <w:t xml:space="preserve"> </w:t>
+      </w:r>
+      <w:r>
+        <w:t xml:space="preserve">in Part 5A. This section converts the existing moat description from a passive statement of advantages into an active competitive playbook. Four scenarios covered: (1) existing SaaS competitor adds content; (2) major talent agency builds competing platform; (3) major media company acquires an adjacent SaaS; (4) well-funded startup enters with no media layer.</w:t>
+      </w:r>
+    </w:p>
+    <w:p>
+      <w:pPr>
+        <w:pStyle w:val="BodyText"/>
+      </w:pPr>
+      <w:r>
+        <w:rPr>
+          <w:b/>
+          <w:bCs/>
+        </w:rPr>
+        <w:t xml:space="preserve">R2 — Add Exit Strategy Section to Part 5</w:t>
+      </w:r>
+      <w:r>
+        <w:t xml:space="preserve"> </w:t>
+      </w:r>
+      <w:r>
+        <w:t xml:space="preserve">Insert an</w:t>
+      </w:r>
+      <w:r>
+        <w:t xml:space="preserve"> </w:t>
+      </w:r>
+      <w:r>
+        <w:t xml:space="preserve">“Exit Strategy and Acquisition Scenarios”</w:t>
+      </w:r>
+      <w:r>
+        <w:t xml:space="preserve"> </w:t>
+      </w:r>
+      <w:r>
+        <w:t xml:space="preserve">section after the IPO roadmap. Three acquisition scenarios with valuation ranges. Explicit founder statement on preference hierarchy: IPO preferred if milestones achieved, strategic acquisition acceptable at specific valuations, no hostile acquisition, minimum holding period of 5 years before any liquidity event.</w:t>
+      </w:r>
+    </w:p>
+    <w:p>
+      <w:pPr>
+        <w:pStyle w:val="BodyText"/>
+      </w:pPr>
+      <w:r>
+        <w:rPr>
+          <w:b/>
+          <w:bCs/>
+        </w:rPr>
+        <w:t xml:space="preserve">R3 — Add Fundraising Roadmap</w:t>
+      </w:r>
+      <w:r>
+        <w:t xml:space="preserve"> </w:t>
+      </w:r>
+      <w:r>
+        <w:t xml:space="preserve">A one-page fundraising roadmap table is sufficient: round name, timing, raise target, lead investor type, key milestones used to justify the raise, and implied post-money valuation. This is the single most common missing element in otherwise strong investor pitch documents.</w:t>
+      </w:r>
+    </w:p>
+    <w:p>
+      <w:pPr>
+        <w:pStyle w:val="BodyText"/>
+      </w:pPr>
+      <w:r>
+        <w:rPr>
+          <w:b/>
+          <w:bCs/>
+        </w:rPr>
+        <w:t xml:space="preserve">R4 — Fix the Bumble Duplicate in Comparable Company Table</w:t>
+      </w:r>
+      <w:r>
+        <w:t xml:space="preserve"> </w:t>
+      </w:r>
+      <w:r>
+        <w:t xml:space="preserve">Remove the second Bumble entry and replace it with Airbnb (branded content and creator economy as platform acquisition strategy, demonstrating the model of using content to drive marketplace growth).</w:t>
+      </w:r>
+    </w:p>
+    <w:p>
+      <w:pPr>
+        <w:pStyle w:val="BodyText"/>
+      </w:pPr>
+      <w:r>
+        <w:rPr>
+          <w:b/>
+          <w:bCs/>
+        </w:rPr>
+        <w:t xml:space="preserve">R5 — Reconcile Year 1 TV Revenue Assumption Across All Documents</w:t>
+      </w:r>
+      <w:r>
+        <w:t xml:space="preserve"> </w:t>
+      </w:r>
+      <w:r>
+        <w:t xml:space="preserve">Add an editorial note to the Three-Year Financial Summary stating:</w:t>
+      </w:r>
+      <w:r>
+        <w:t xml:space="preserve"> </w:t>
+      </w:r>
+      <w:r>
+        <w:t xml:space="preserve">“Note: The TV show licensing revenue line ($0 Year 1) reflects the base-case assumption that the streaming deal closes in late Year 1 with revenue recognition beginning in Year 2. If the TV deal closes earlier, Year 1 TV revenue could be $8M–$12M as projected in the television development documents. Financial models in PART2_TV_SHOW_COMPLETE.md reflect the aspirational timeline. This document reflects the conservative base case.”</w:t>
+      </w:r>
+    </w:p>
+    <w:p>
+      <w:r>
+        <w:pict>
+          <v:rect style="width:0;height:1.5pt" o:hralign="center" o:hrstd="t" o:hr="t"/>
+        </w:pict>
+      </w:r>
+    </w:p>
+    <w:bookmarkEnd w:id="100"/>
+    <w:bookmarkStart w:id="105" w:name="corrections-and-fixes-applied"/>
+    <w:p>
+      <w:pPr>
+        <w:pStyle w:val="Heading2"/>
+      </w:pPr>
+      <w:r>
+        <w:t xml:space="preserve">5. CORRECTIONS AND FIXES APPLIED</w:t>
+      </w:r>
+    </w:p>
+    <w:bookmarkStart w:id="101" w:name="X4dc5f4fe80d5fbf1c064561accf7f16e75f0178"/>
+    <w:p>
+      <w:pPr>
+        <w:pStyle w:val="Heading3"/>
+      </w:pPr>
+      <w:r>
+        <w:t xml:space="preserve">FIX 1 — Bumble Duplicate Removed from Comparable Company Table</w:t>
+      </w:r>
+    </w:p>
+    <w:p>
+      <w:pPr>
+        <w:pStyle w:val="FirstParagraph"/>
+      </w:pPr>
+      <w:r>
+        <w:t xml:space="preserve">The second Bumble entry in the Comparable Company Analysis is replaced with:</w:t>
+      </w:r>
+    </w:p>
+    <w:tbl>
+      <w:tblPr>
+        <w:tblStyle w:val="Table"/>
+        <w:tblW w:type="pct" w:w="5000"/>
+        <w:tblLayout w:type="fixed"/>
+        <w:tblLook w:firstRow="1" w:lastRow="0" w:firstColumn="0" w:lastColumn="0" w:noHBand="0" w:noVBand="0" w:val="0020"/>
+      </w:tblPr>
+      <w:tblGrid>
+        <w:gridCol w:w="1149"/>
+        <w:gridCol w:w="1916"/>
+        <w:gridCol w:w="2043"/>
+        <w:gridCol w:w="2810"/>
+      </w:tblGrid>
+      <w:tr>
+        <w:trPr>
+          <w:tblHeader w:val="on"/>
+        </w:trPr>
+        <w:tc>
+          <w:tcPr/>
+          <w:p>
+            <w:pPr>
+              <w:pStyle w:val="Compact"/>
+            </w:pPr>
+            <w:r>
+              <w:t xml:space="preserve">Company</w:t>
+            </w:r>
+          </w:p>
+        </w:tc>
+        <w:tc>
+          <w:tcPr/>
+          <w:p>
+            <w:pPr>
+              <w:pStyle w:val="Compact"/>
+            </w:pPr>
+            <w:r>
+              <w:t xml:space="preserve">Business Model</w:t>
+            </w:r>
+          </w:p>
+        </w:tc>
+        <w:tc>
+          <w:tcPr/>
+          <w:p>
+            <w:pPr>
+              <w:pStyle w:val="Compact"/>
+            </w:pPr>
+            <w:r>
+              <w:t xml:space="preserve">Peak Valuation</w:t>
+            </w:r>
+          </w:p>
+        </w:tc>
+        <w:tc>
+          <w:tcPr/>
+          <w:p>
+            <w:pPr>
+              <w:pStyle w:val="Compact"/>
+            </w:pPr>
+            <w:r>
+              <w:t xml:space="preserve">What DealStage Learns</w:t>
+            </w:r>
+          </w:p>
+        </w:tc>
+      </w:tr>
+      <w:tr>
+        <w:tc>
+          <w:tcPr/>
+          <w:p>
+            <w:pPr>
+              <w:pStyle w:val="Compact"/>
+            </w:pPr>
+            <w:r>
+              <w:t xml:space="preserve">Airbnb</w:t>
+            </w:r>
+          </w:p>
+        </w:tc>
+        <w:tc>
+          <w:tcPr/>
+          <w:p>
+            <w:pPr>
+              <w:pStyle w:val="Compact"/>
+            </w:pPr>
+            <w:r>
+              <w:t xml:space="preserve">Platform marketplace + branded content acquisition</w:t>
+            </w:r>
+          </w:p>
+        </w:tc>
+        <w:tc>
+          <w:tcPr/>
+          <w:p>
+            <w:pPr>
+              <w:pStyle w:val="Compact"/>
+            </w:pPr>
+            <w:r>
+              <w:t xml:space="preserve">$75 billion</w:t>
+            </w:r>
+          </w:p>
+        </w:tc>
+        <w:tc>
+          <w:tcPr/>
+          <w:p>
+            <w:pPr>
+              <w:pStyle w:val="Compact"/>
+            </w:pPr>
+            <w:r>
+              <w:t xml:space="preserve">Content-driven marketplace growth creates durable brand equity that pure performance marketing cannot replicate; the</w:t>
+            </w:r>
+            <w:r>
+              <w:t xml:space="preserve"> </w:t>
+            </w:r>
+            <w:r>
+              <w:t xml:space="preserve">“host story”</w:t>
+            </w:r>
+            <w:r>
+              <w:t xml:space="preserve"> </w:t>
+            </w:r>
+            <w:r>
+              <w:t xml:space="preserve">content strategy drove Airbnb’s fastest growth periods</w:t>
+            </w:r>
+          </w:p>
+        </w:tc>
+      </w:tr>
+    </w:tbl>
+    <w:bookmarkEnd w:id="101"/>
+    <w:bookmarkStart w:id="102" w:name="X5e99b9a823c00563d3a2f3e5f2564f1f1a0c91b"/>
+    <w:p>
+      <w:pPr>
+        <w:pStyle w:val="Heading3"/>
+      </w:pPr>
+      <w:r>
+        <w:t xml:space="preserve">FIX 2 — Competitor Response Analysis (New Section Content)</w:t>
+      </w:r>
+    </w:p>
+    <w:p>
+      <w:pPr>
+        <w:pStyle w:val="FirstParagraph"/>
+      </w:pPr>
+      <w:r>
+        <w:rPr>
+          <w:b/>
+          <w:bCs/>
+        </w:rPr>
+        <w:t xml:space="preserve">COMPETITIVE LANDSCAPE AND RESPONSE STRATEGY</w:t>
+      </w:r>
+    </w:p>
+    <w:p>
+      <w:pPr>
+        <w:pStyle w:val="BodyText"/>
+      </w:pPr>
+      <w:r>
+        <w:t xml:space="preserve">DealStage operates in a white space. No current competitor occupies the platform-content-data trifecta. However, the white space will not remain uncontested. The following four scenarios represent the most credible competitive threats and DealStage’s strategic response to each.</w:t>
+      </w:r>
+    </w:p>
+    <w:p>
+      <w:pPr>
+        <w:pStyle w:val="BodyText"/>
+      </w:pPr>
+      <w:r>
+        <w:rPr>
+          <w:b/>
+          <w:bCs/>
+        </w:rPr>
+        <w:t xml:space="preserve">Scenario 1: CreatorIQ or Grin Builds a Content Layer</w:t>
+      </w:r>
+      <w:r>
+        <w:t xml:space="preserve"> </w:t>
+      </w:r>
+      <w:r>
+        <w:t xml:space="preserve">Threat level: Medium. Timeline: 18–36 months for meaningful execution.</w:t>
+      </w:r>
+      <w:r>
+        <w:t xml:space="preserve"> </w:t>
+      </w:r>
+      <w:r>
+        <w:t xml:space="preserve">These platforms have the SaaS infrastructure and existing brand relationships to launch a YouTube series or podcast. What they lack: (1) proprietary deal transaction data (they have campaign management data, not deal negotiation data); (2) a founder narrative or brand identity compelling enough to anchor entertainment content; (3) a two-sided marketplace with genuine talent-side users who would appear on a show. Response: accelerate media empire construction in Year 1 before competitors can respond. A show that reaches 50,000 viewers before a competitor launches is a moat; a competitor that launches before DealStage reaches 50,000 viewers is an existential threat. Year 1 media empire velocity is therefore also defensive strategy.</w:t>
+      </w:r>
+    </w:p>
+    <w:p>
+      <w:pPr>
+        <w:pStyle w:val="BodyText"/>
+      </w:pPr>
+      <w:r>
+        <w:rPr>
+          <w:b/>
+          <w:bCs/>
+        </w:rPr>
+        <w:t xml:space="preserve">Scenario 2: WME or CAA Launches a Competing Platform</w:t>
+      </w:r>
+      <w:r>
+        <w:t xml:space="preserve"> </w:t>
+      </w:r>
+      <w:r>
+        <w:t xml:space="preserve">Threat level: Medium-High. Timeline: 12–24 months for a credible competitive product.</w:t>
+      </w:r>
+      <w:r>
+        <w:t xml:space="preserve"> </w:t>
+      </w:r>
+      <w:r>
+        <w:t xml:space="preserve">Major talent agencies have the client relationships and brand access to build a competing platform. What they cannot do: build a platform that serves all three sides of the market (talent, brands, agencies) because their business model depends on information asymmetry between talent and brands. A WME-built platform will serve WME clients, not independent creators. It will serve brands that WME wants to do business with, not all brands. It will never provide the market intelligence that makes brands consider leaving agency representation. Response: position DealStage explicitly as the platform for talent who do not have representation and for brands that work with creators outside the major agency system. The 95% of creator economy deals that happen without WME involvement are DealStage’s territory.</w:t>
+      </w:r>
+    </w:p>
+    <w:p>
+      <w:pPr>
+        <w:pStyle w:val="BodyText"/>
+      </w:pPr>
+      <w:r>
+        <w:rPr>
+          <w:b/>
+          <w:bCs/>
+        </w:rPr>
+        <w:t xml:space="preserve">Scenario 3: A Major Media Company Acquires a Creator Economy SaaS</w:t>
+      </w:r>
+      <w:r>
+        <w:t xml:space="preserve"> </w:t>
+      </w:r>
+      <w:r>
+        <w:t xml:space="preserve">Threat level: Low-Medium. Timeline: 24–48 months.</w:t>
+      </w:r>
+      <w:r>
+        <w:t xml:space="preserve"> </w:t>
+      </w:r>
+      <w:r>
+        <w:t xml:space="preserve">If Netflix, Amazon, or a major studio acquires CreatorIQ or a similar platform, the combined entity would have both content distribution and data infrastructure. Response: if this happens before DealStage has established its own content distribution, the company is at a disadvantage. If it happens after the media empire is established (Year 2+), the acquisition creates a market-validation event that increases DealStage’s own acquisition premium. Use the event as proof of market thesis in investor communications.</w:t>
+      </w:r>
+    </w:p>
+    <w:p>
+      <w:pPr>
+        <w:pStyle w:val="BodyText"/>
+      </w:pPr>
+      <w:r>
+        <w:rPr>
+          <w:b/>
+          <w:bCs/>
+        </w:rPr>
+        <w:t xml:space="preserve">Scenario 4: Well-Funded Startup with $50M Series A</w:t>
+      </w:r>
+      <w:r>
+        <w:t xml:space="preserve"> </w:t>
+      </w:r>
+      <w:r>
+        <w:t xml:space="preserve">Threat level: High in the short term. Timeline: Now — this is the present-tense risk.</w:t>
+      </w:r>
+      <w:r>
+        <w:t xml:space="preserve"> </w:t>
+      </w:r>
+      <w:r>
+        <w:t xml:space="preserve">A startup with a $50M war chest and no existing content or distribution has one advantage: speed. They can copy the interface before the moat is built. Response: the media empire is the response. Every month of content production deepens the moat. A startup that raises $50M in March 2026 and builds a competing platform by January 2027 will have a product. DealStage will have a product, a show, a podcast, a YouTube audience, and 24 months of proprietary deal transaction data. The CAC advantage for DealStage at that point is insurmountable for a startup working from cold.</w:t>
+      </w:r>
+    </w:p>
+    <w:bookmarkEnd w:id="102"/>
+    <w:bookmarkStart w:id="103" w:name="fix-3-exit-strategy-section-new-content"/>
+    <w:p>
+      <w:pPr>
+        <w:pStyle w:val="Heading3"/>
+      </w:pPr>
+      <w:r>
+        <w:t xml:space="preserve">FIX 3 — Exit Strategy Section (New Content)</w:t>
+      </w:r>
+    </w:p>
+    <w:p>
+      <w:pPr>
+        <w:pStyle w:val="FirstParagraph"/>
+      </w:pPr>
+      <w:r>
+        <w:rPr>
+          <w:b/>
+          <w:bCs/>
+        </w:rPr>
+        <w:t xml:space="preserve">EXIT STRATEGY AND ACQUISITION SCENARIOS</w:t>
+      </w:r>
+    </w:p>
+    <w:p>
+      <w:pPr>
+        <w:pStyle w:val="BodyText"/>
+      </w:pPr>
+      <w:r>
+        <w:t xml:space="preserve">The IPO path described in this document is the preferred exit for DealStage under favorable market conditions. However, sophisticated investors require visibility into the full optionality picture. Three acquisition scenarios represent credible alternatives.</w:t>
+      </w:r>
+    </w:p>
+    <w:p>
+      <w:pPr>
+        <w:pStyle w:val="BodyText"/>
+      </w:pPr>
+      <w:r>
+        <w:rPr>
+          <w:b/>
+          <w:bCs/>
+        </w:rPr>
+        <w:t xml:space="preserve">Acquisition Scenario A: Major Media Company (Netflix, Amazon, Disney)</w:t>
+      </w:r>
+      <w:r>
+        <w:t xml:space="preserve"> </w:t>
+      </w:r>
+      <w:r>
+        <w:t xml:space="preserve">Rationale: A major streaming platform acquires DealStage to own the creator economy intelligence layer that powers its creator partnership program and to gain a defensible content format (the TV shows) that it cannot build organically without DealStage’s data foundation.</w:t>
+      </w:r>
+      <w:r>
+        <w:t xml:space="preserve"> </w:t>
+      </w:r>
+      <w:r>
+        <w:t xml:space="preserve">Likely acquirer profile: Netflix (has existing creator economy ambitions and a demonstrated interest in unscripted competition formats), Amazon (natural synergy with Amazon Influencer Program and Prime ecosystem creator partnerships).</w:t>
+      </w:r>
+      <w:r>
+        <w:t xml:space="preserve"> </w:t>
+      </w:r>
+      <w:r>
+        <w:t xml:space="preserve">Valuation range at acquisition: $800M–$1.5B (Year 3 or later, after media empire is established and platform is at $50M+ ARR).</w:t>
+      </w:r>
+      <w:r>
+        <w:t xml:space="preserve"> </w:t>
+      </w:r>
+      <w:r>
+        <w:t xml:space="preserve">Founder consideration: favorable if acquisition allows DealStage to operate independently within the acquirer’s portfolio; unfavorable if the acquirer absorbs and dismantles the three-sided marketplace.</w:t>
+      </w:r>
+    </w:p>
+    <w:p>
+      <w:pPr>
+        <w:pStyle w:val="BodyText"/>
+      </w:pPr>
+      <w:r>
+        <w:rPr>
+          <w:b/>
+          <w:bCs/>
+        </w:rPr>
+        <w:t xml:space="preserve">Acquisition Scenario B: Talent Holding Company (Endeavor/WME-IMG, CAA, UTA)</w:t>
+      </w:r>
+      <w:r>
+        <w:t xml:space="preserve"> </w:t>
+      </w:r>
+      <w:r>
+        <w:t xml:space="preserve">Rationale: A talent holding company acquires DealStage to own the platform that it currently must compete with for creator relationships, and to gain a data intelligence advantage over other agencies.</w:t>
+      </w:r>
+      <w:r>
+        <w:t xml:space="preserve"> </w:t>
+      </w:r>
+      <w:r>
+        <w:t xml:space="preserve">Valuation range at acquisition: $600M–$1B (Year 3 or later).</w:t>
+      </w:r>
+      <w:r>
+        <w:t xml:space="preserve"> </w:t>
+      </w:r>
+      <w:r>
+        <w:t xml:space="preserve">Founder consideration: high conflict of interest risk — a talent agency that owns DealStage would be expected to prioritize its own clients in matching, which would destroy the platform’s value proposition for independent creators. This scenario requires strong structural protections to preserve the platform’s neutrality and is therefore the least preferred strategic acquisition path.</w:t>
+      </w:r>
+    </w:p>
+    <w:p>
+      <w:pPr>
+        <w:pStyle w:val="BodyText"/>
+      </w:pPr>
+      <w:r>
+        <w:rPr>
+          <w:b/>
+          <w:bCs/>
+        </w:rPr>
+        <w:t xml:space="preserve">Acquisition Scenario C: SaaS/CRM Platform (Salesforce, HubSpot, Adobe)</w:t>
+      </w:r>
+      <w:r>
+        <w:t xml:space="preserve"> </w:t>
+      </w:r>
+      <w:r>
+        <w:t xml:space="preserve">Rationale: A SaaS platform acquires DealStage to expand into creator economy marketing intelligence, adding a high-growth vertical to its existing marketing technology suite.</w:t>
+      </w:r>
+      <w:r>
+        <w:t xml:space="preserve"> </w:t>
+      </w:r>
+      <w:r>
+        <w:t xml:space="preserve">Valuation range at acquisition: $500M–$900M.</w:t>
+      </w:r>
+      <w:r>
+        <w:t xml:space="preserve"> </w:t>
+      </w:r>
+      <w:r>
+        <w:t xml:space="preserve">Founder consideration: most favorable structural fit — Salesforce or HubSpot acquires the platform and media empire for its data intelligence value, allowing the content properties to continue operating under their existing brand while the platform is integrated into the SaaS suite.</w:t>
+      </w:r>
+    </w:p>
+    <w:bookmarkEnd w:id="103"/>
+    <w:bookmarkStart w:id="104" w:name="fix-4-fundraising-roadmap-new-section"/>
+    <w:p>
+      <w:pPr>
+        <w:pStyle w:val="Heading3"/>
+      </w:pPr>
+      <w:r>
+        <w:t xml:space="preserve">FIX 4 — Fundraising Roadmap (New Section)</w:t>
+      </w:r>
+    </w:p>
+    <w:p>
+      <w:pPr>
+        <w:pStyle w:val="FirstParagraph"/>
+      </w:pPr>
+      <w:r>
+        <w:rPr>
+          <w:b/>
+          <w:bCs/>
+        </w:rPr>
+        <w:t xml:space="preserve">FUNDRAISING ROADMAP</w:t>
+      </w:r>
+    </w:p>
+    <w:tbl>
+      <w:tblPr>
+        <w:tblStyle w:val="Table"/>
+        <w:tblW w:type="pct" w:w="5000"/>
+        <w:tblLayout w:type="fixed"/>
+        <w:tblLook w:firstRow="1" w:lastRow="0" w:firstColumn="0" w:lastColumn="0" w:noHBand="0" w:noVBand="0" w:val="0020"/>
+      </w:tblPr>
+      <w:tblGrid>
+        <w:gridCol w:w="577"/>
+        <w:gridCol w:w="1155"/>
+        <w:gridCol w:w="1072"/>
+        <w:gridCol w:w="1567"/>
+        <w:gridCol w:w="1980"/>
+        <w:gridCol w:w="1567"/>
+      </w:tblGrid>
+      <w:tr>
+        <w:trPr>
+          <w:tblHeader w:val="on"/>
+        </w:trPr>
+        <w:tc>
+          <w:tcPr/>
+          <w:p>
+            <w:pPr>
+              <w:pStyle w:val="Compact"/>
+            </w:pPr>
+            <w:r>
+              <w:t xml:space="preserve">Round</w:t>
+            </w:r>
+          </w:p>
+        </w:tc>
+        <w:tc>
+          <w:tcPr/>
+          <w:p>
+            <w:pPr>
+              <w:pStyle w:val="Compact"/>
+            </w:pPr>
+            <w:r>
+              <w:t xml:space="preserve">Target Timing</w:t>
+            </w:r>
+          </w:p>
+        </w:tc>
+        <w:tc>
+          <w:tcPr/>
+          <w:p>
+            <w:pPr>
+              <w:pStyle w:val="Compact"/>
+            </w:pPr>
+            <w:r>
+              <w:t xml:space="preserve">Raise Target</w:t>
+            </w:r>
+          </w:p>
+        </w:tc>
+        <w:tc>
+          <w:tcPr/>
+          <w:p>
+            <w:pPr>
+              <w:pStyle w:val="Compact"/>
+            </w:pPr>
+            <w:r>
+              <w:t xml:space="preserve">Lead Investor Type</w:t>
+            </w:r>
+          </w:p>
+        </w:tc>
+        <w:tc>
+          <w:tcPr/>
+          <w:p>
+            <w:pPr>
+              <w:pStyle w:val="Compact"/>
+            </w:pPr>
+            <w:r>
+              <w:t xml:space="preserve">Key Milestones at Close</w:t>
+            </w:r>
+          </w:p>
+        </w:tc>
+        <w:tc>
+          <w:tcPr/>
+          <w:p>
+            <w:pPr>
+              <w:pStyle w:val="Compact"/>
+            </w:pPr>
+            <w:r>
+              <w:t xml:space="preserve">Implied Post-Money</w:t>
+            </w:r>
+          </w:p>
+        </w:tc>
+      </w:tr>
+      <w:tr>
+        <w:tc>
+          <w:tcPr/>
+          <w:p>
+            <w:pPr>
+              <w:pStyle w:val="Compact"/>
+            </w:pPr>
+            <w:r>
+              <w:t xml:space="preserve">Pre-Seed / Seed</w:t>
+            </w:r>
+          </w:p>
+        </w:tc>
+        <w:tc>
+          <w:tcPr/>
+          <w:p>
+            <w:pPr>
+              <w:pStyle w:val="Compact"/>
+            </w:pPr>
+            <w:r>
+              <w:t xml:space="preserve">Completed or Q1 2026</w:t>
+            </w:r>
+          </w:p>
+        </w:tc>
+        <w:tc>
+          <w:tcPr/>
+          <w:p>
+            <w:pPr>
+              <w:pStyle w:val="Compact"/>
+            </w:pPr>
+            <w:r>
+              <w:t xml:space="preserve">$1M–$3M</w:t>
+            </w:r>
+          </w:p>
+        </w:tc>
+        <w:tc>
+          <w:tcPr/>
+          <w:p>
+            <w:pPr>
+              <w:pStyle w:val="Compact"/>
+            </w:pPr>
+            <w:r>
+              <w:t xml:space="preserve">Angel / Operator Fund</w:t>
+            </w:r>
+          </w:p>
+        </w:tc>
+        <w:tc>
+          <w:tcPr/>
+          <w:p>
+            <w:pPr>
+              <w:pStyle w:val="Compact"/>
+            </w:pPr>
+            <w:r>
+              <w:t xml:space="preserve">Platform MVP, 500 beta users, format concept validated</w:t>
+            </w:r>
+          </w:p>
+        </w:tc>
+        <w:tc>
+          <w:tcPr/>
+          <w:p>
+            <w:pPr>
+              <w:pStyle w:val="Compact"/>
+            </w:pPr>
+            <w:r>
+              <w:t xml:space="preserve">$8M–$15M</w:t>
+            </w:r>
+          </w:p>
+        </w:tc>
+      </w:tr>
+      <w:tr>
+        <w:tc>
+          <w:tcPr/>
+          <w:p>
+            <w:pPr>
+              <w:pStyle w:val="Compact"/>
+            </w:pPr>
+            <w:r>
+              <w:t xml:space="preserve">Series A</w:t>
+            </w:r>
+          </w:p>
+        </w:tc>
+        <w:tc>
+          <w:tcPr/>
+          <w:p>
+            <w:pPr>
+              <w:pStyle w:val="Compact"/>
+            </w:pPr>
+            <w:r>
+              <w:t xml:space="preserve">Q3–Q4 2026</w:t>
+            </w:r>
+          </w:p>
+        </w:tc>
+        <w:tc>
+          <w:tcPr/>
+          <w:p>
+            <w:pPr>
+              <w:pStyle w:val="Compact"/>
+            </w:pPr>
+            <w:r>
+              <w:t xml:space="preserve">$10M–$15M</w:t>
+            </w:r>
+          </w:p>
+        </w:tc>
+        <w:tc>
+          <w:tcPr/>
+          <w:p>
+            <w:pPr>
+              <w:pStyle w:val="Compact"/>
+            </w:pPr>
+            <w:r>
+              <w:t xml:space="preserve">Tier 1 VC (a16z, Benchmark, Bessemer)</w:t>
+            </w:r>
+          </w:p>
+        </w:tc>
+        <w:tc>
+          <w:tcPr/>
+          <w:p>
+            <w:pPr>
+              <w:pStyle w:val="Compact"/>
+            </w:pPr>
+            <w:r>
+              <w:t xml:space="preserve">2,000+ paying users, TV deal LOI signed, YouTube series launched, $1.5M ARR</w:t>
+            </w:r>
+          </w:p>
+        </w:tc>
+        <w:tc>
+          <w:tcPr/>
+          <w:p>
+            <w:pPr>
+              <w:pStyle w:val="Compact"/>
+            </w:pPr>
+            <w:r>
+              <w:t xml:space="preserve">$50M–$80M</w:t>
+            </w:r>
+          </w:p>
+        </w:tc>
+      </w:tr>
+      <w:tr>
+        <w:tc>
+          <w:tcPr/>
+          <w:p>
+            <w:pPr>
+              <w:pStyle w:val="Compact"/>
+            </w:pPr>
+            <w:r>
+              <w:t xml:space="preserve">Series B</w:t>
+            </w:r>
+          </w:p>
+        </w:tc>
+        <w:tc>
+          <w:tcPr/>
+          <w:p>
+            <w:pPr>
+              <w:pStyle w:val="Compact"/>
+            </w:pPr>
+            <w:r>
+              <w:t xml:space="preserve">Q2–Q3 2027</w:t>
+            </w:r>
+          </w:p>
+        </w:tc>
+        <w:tc>
+          <w:tcPr/>
+          <w:p>
+            <w:pPr>
+              <w:pStyle w:val="Compact"/>
+            </w:pPr>
+            <w:r>
+              <w:t xml:space="preserve">$30M–$45M</w:t>
+            </w:r>
+          </w:p>
+        </w:tc>
+        <w:tc>
+          <w:tcPr/>
+          <w:p>
+            <w:pPr>
+              <w:pStyle w:val="Compact"/>
+            </w:pPr>
+            <w:r>
+              <w:t xml:space="preserve">Growth VC + Strategic (media company, talent agency)</w:t>
+            </w:r>
+          </w:p>
+        </w:tc>
+        <w:tc>
+          <w:tcPr/>
+          <w:p>
+            <w:pPr>
+              <w:pStyle w:val="Compact"/>
+            </w:pPr>
+            <w:r>
+              <w:t xml:space="preserve">10,000+ paying users, TV show Season 1 in production, $15M ARR, podcast 50K downloads/episode</w:t>
+            </w:r>
+          </w:p>
+        </w:tc>
+        <w:tc>
+          <w:tcPr/>
+          <w:p>
+            <w:pPr>
+              <w:pStyle w:val="Compact"/>
+            </w:pPr>
+            <w:r>
+              <w:t xml:space="preserve">$200M–$350M</w:t>
+            </w:r>
+          </w:p>
+        </w:tc>
+      </w:tr>
+      <w:tr>
+        <w:tc>
+          <w:tcPr/>
+          <w:p>
+            <w:pPr>
+              <w:pStyle w:val="Compact"/>
+            </w:pPr>
+            <w:r>
+              <w:t xml:space="preserve">Series C / Strategic</w:t>
+            </w:r>
+          </w:p>
+        </w:tc>
+        <w:tc>
+          <w:tcPr/>
+          <w:p>
+            <w:pPr>
+              <w:pStyle w:val="Compact"/>
+            </w:pPr>
+            <w:r>
+              <w:t xml:space="preserve">Q3–Q4 2028</w:t>
+            </w:r>
+          </w:p>
+        </w:tc>
+        <w:tc>
+          <w:tcPr/>
+          <w:p>
+            <w:pPr>
+              <w:pStyle w:val="Compact"/>
+            </w:pPr>
+            <w:r>
+              <w:t xml:space="preserve">$50M–$80M</w:t>
+            </w:r>
+          </w:p>
+        </w:tc>
+        <w:tc>
+          <w:tcPr/>
+          <w:p>
+            <w:pPr>
+              <w:pStyle w:val="Compact"/>
+            </w:pPr>
+            <w:r>
+              <w:t xml:space="preserve">Late-stage VC + International Strategic Partner</w:t>
+            </w:r>
+          </w:p>
+        </w:tc>
+        <w:tc>
+          <w:tcPr/>
+          <w:p>
+            <w:pPr>
+              <w:pStyle w:val="Compact"/>
+            </w:pPr>
+            <w:r>
+              <w:t xml:space="preserve">TV show Season 2 confirmed, $50M ARR, media empire $10M+ annual revenue, international expansion begun</w:t>
+            </w:r>
+          </w:p>
+        </w:tc>
+        <w:tc>
+          <w:tcPr/>
+          <w:p>
+            <w:pPr>
+              <w:pStyle w:val="Compact"/>
+            </w:pPr>
+            <w:r>
+              <w:t xml:space="preserve">$500M–$800M</w:t>
+            </w:r>
+          </w:p>
+        </w:tc>
+      </w:tr>
+      <w:tr>
+        <w:tc>
+          <w:tcPr/>
+          <w:p>
+            <w:pPr>
+              <w:pStyle w:val="Compact"/>
+            </w:pPr>
+            <w:r>
+              <w:t xml:space="preserve">IPO</w:t>
+            </w:r>
+          </w:p>
+        </w:tc>
+        <w:tc>
+          <w:tcPr/>
+          <w:p>
+            <w:pPr>
+              <w:pStyle w:val="Compact"/>
+            </w:pPr>
+            <w:r>
+              <w:t xml:space="preserve">Year 5–7</w:t>
+            </w:r>
+          </w:p>
+        </w:tc>
+        <w:tc>
+          <w:tcPr/>
+          <w:p>
+            <w:pPr>
+              <w:pStyle w:val="Compact"/>
+            </w:pPr>
+            <w:r>
+              <w:t xml:space="preserve">$150M–$300M public raise</w:t>
+            </w:r>
+          </w:p>
+        </w:tc>
+        <w:tc>
+          <w:tcPr/>
+          <w:p>
+            <w:pPr>
+              <w:pStyle w:val="Compact"/>
+            </w:pPr>
+            <w:r>
+              <w:t xml:space="preserve">Public markets</w:t>
+            </w:r>
+          </w:p>
+        </w:tc>
+        <w:tc>
+          <w:tcPr/>
+          <w:p>
+            <w:pPr>
+              <w:pStyle w:val="Compact"/>
+            </w:pPr>
+            <w:r>
+              <w:t xml:space="preserve">$100M+ ARR, EBITDA positive, 5+ international markets, media empire $30M+ revenue</w:t>
+            </w:r>
+          </w:p>
+        </w:tc>
+        <w:tc>
+          <w:tcPr/>
+          <w:p>
+            <w:pPr>
+              <w:pStyle w:val="Compact"/>
+            </w:pPr>
+            <w:r>
+              <w:t xml:space="preserve">$1.5B–$2.5B</w:t>
+            </w:r>
+          </w:p>
+        </w:tc>
+      </w:tr>
+    </w:tbl>
+    <w:p>
+      <w:r>
+        <w:pict>
+          <v:rect style="width:0;height:1.5pt" o:hralign="center" o:hrstd="t" o:hr="t"/>
+        </w:pict>
+      </w:r>
+    </w:p>
+    <w:p>
+      <w:pPr>
+        <w:pStyle w:val="FirstParagraph"/>
+      </w:pPr>
+      <w:r>
+        <w:rPr>
+          <w:i/>
+          <w:iCs/>
+        </w:rPr>
+        <w:t xml:space="preserve">Review completed March 20, 2026. All fixes appended above. Original document content above this review section is unchanged.</w:t>
+      </w:r>
+      <w:r>
+        <w:t xml:space="preserve"> </w:t>
+      </w:r>
+      <w:r>
+        <w:t xml:space="preserve">- Long-term public market narrative:</w:t>
+      </w:r>
+      <w:r>
+        <w:t xml:space="preserve"> </w:t>
+      </w:r>
+      <w:r>
+        <w:t xml:space="preserve">“The Bloomberg Terminal of the Creator Economy — data intelligence infrastructure for the world’s fastest-growing media industry”</w:t>
+      </w:r>
+    </w:p>
+    <w:bookmarkEnd w:id="104"/>
+    <w:bookmarkEnd w:id="105"/>
+    <w:bookmarkEnd w:id="106"/>
     <w:sectPr>
       <w:footnotePr>
         <w:numRestart w:val="eachSect"/>

--- a/docs/PART3_4_5_VIRAL_PODCAST_THESIS_COMPLETE.docx
+++ b/docs/PART3_4_5_VIRAL_PODCAST_THESIS_COMPLETE.docx
@@ -15464,10 +15464,10 @@
         <w:tblLook w:firstRow="1" w:lastRow="0" w:firstColumn="0" w:lastColumn="0" w:noHBand="0" w:noVBand="0" w:val="0020"/>
       </w:tblPr>
       <w:tblGrid>
-        <w:gridCol w:w="1149"/>
-        <w:gridCol w:w="1916"/>
-        <w:gridCol w:w="2043"/>
-        <w:gridCol w:w="2810"/>
+        <w:gridCol w:w="217"/>
+        <w:gridCol w:w="1552"/>
+        <w:gridCol w:w="434"/>
+        <w:gridCol w:w="5714"/>
       </w:tblGrid>
       <w:tr>
         <w:trPr>
@@ -15859,12 +15859,12 @@
         <w:tblLook w:firstRow="1" w:lastRow="0" w:firstColumn="0" w:lastColumn="0" w:noHBand="0" w:noVBand="0" w:val="0020"/>
       </w:tblPr>
       <w:tblGrid>
-        <w:gridCol w:w="577"/>
-        <w:gridCol w:w="1155"/>
-        <w:gridCol w:w="1072"/>
-        <w:gridCol w:w="1567"/>
-        <w:gridCol w:w="1980"/>
-        <w:gridCol w:w="1567"/>
+        <w:gridCol w:w="671"/>
+        <w:gridCol w:w="671"/>
+        <w:gridCol w:w="805"/>
+        <w:gridCol w:w="1745"/>
+        <w:gridCol w:w="3423"/>
+        <w:gridCol w:w="604"/>
       </w:tblGrid>
       <w:tr>
         <w:trPr>
@@ -16296,22 +16296,2343 @@
         </w:rPr>
         <w:t xml:space="preserve">Review completed March 20, 2026. All fixes appended above. Original document content above this review section is unchanged.</w:t>
       </w:r>
-      <w:r>
-        <w:t xml:space="preserve"> </w:t>
-      </w:r>
-      <w:r>
-        <w:t xml:space="preserve">- Long-term public market narrative:</w:t>
-      </w:r>
-      <w:r>
-        <w:t xml:space="preserve"> </w:t>
-      </w:r>
-      <w:r>
-        <w:t xml:space="preserve">“The Bloomberg Terminal of the Creator Economy — data intelligence infrastructure for the world’s fastest-growing media industry”</w:t>
+    </w:p>
+    <w:p>
+      <w:r>
+        <w:pict>
+          <v:rect style="width:0;height:1.5pt" o:hralign="center" o:hrstd="t" o:hr="t"/>
+        </w:pict>
       </w:r>
     </w:p>
     <w:bookmarkEnd w:id="104"/>
     <w:bookmarkEnd w:id="105"/>
     <w:bookmarkEnd w:id="106"/>
+    <w:bookmarkStart w:id="141" w:name="X9f1a4e6e344b18d043f5dd54baa5a43cbcab2b5"/>
+    <w:p>
+      <w:pPr>
+        <w:pStyle w:val="Heading1"/>
+      </w:pPr>
+      <w:r>
+        <w:t xml:space="preserve">[NEW] STRATEGIC ENHANCEMENTS — APPLIED FROM EXECUTIVE REVIEW</w:t>
+      </w:r>
+    </w:p>
+    <w:p>
+      <w:pPr>
+        <w:pStyle w:val="FirstParagraph"/>
+      </w:pPr>
+      <w:r>
+        <w:rPr>
+          <w:i/>
+          <w:iCs/>
+        </w:rPr>
+        <w:t xml:space="preserve">The following sections apply all 10 suggestions from the Senior Entertainment Executive Review (March 20, 2026). Each section addresses a specific recommendation for Parts 3, 4, and 5 — the YouTube/TikTok viral content, podcast strategy, and billion-dollar investor thesis — with emphasis on platform defensibility, podcast format innovation, and capital strategy.</w:t>
+      </w:r>
+    </w:p>
+    <w:p>
+      <w:r>
+        <w:pict>
+          <v:rect style="width:0;height:1.5pt" o:hralign="center" o:hrstd="t" o:hr="t"/>
+        </w:pict>
+      </w:r>
+    </w:p>
+    <w:bookmarkStart w:id="109" w:name="X760376c84a264cea192ef836d9e80b39ed5cd76"/>
+    <w:p>
+      <w:pPr>
+        <w:pStyle w:val="Heading2"/>
+      </w:pPr>
+      <w:r>
+        <w:t xml:space="preserve">[NEW] 7.1 — Deal Stage Contenders as the Official Farm League: Formalizing the Pipeline to the TV Show</w:t>
+      </w:r>
+    </w:p>
+    <w:bookmarkStart w:id="107" w:name="concept-overview"/>
+    <w:p>
+      <w:pPr>
+        <w:pStyle w:val="Heading3"/>
+      </w:pPr>
+      <w:r>
+        <w:t xml:space="preserve">Concept Overview</w:t>
+      </w:r>
+    </w:p>
+    <w:p>
+      <w:pPr>
+        <w:pStyle w:val="FirstParagraph"/>
+      </w:pPr>
+      <w:r>
+        <w:t xml:space="preserve">The top-performing creator from each Deal Stage Contenders (YouTube) season earns a contractual, guaranteed audition for The Deal Stage TV show’s following season. This is not a promotional promise — it is a formal provision in the YouTube show’s contestant agreements, announced publicly in the series premiere, and filmed as a real moment in the YouTube finale.</w:t>
+      </w:r>
+    </w:p>
+    <w:p>
+      <w:pPr>
+        <w:pStyle w:val="BodyText"/>
+      </w:pPr>
+      <w:r>
+        <w:t xml:space="preserve">The two shows become one story told at different scales. Every creator watching the YouTube show understands that its stakes are not YouTube-level — they are TV-level. Every TV viewer has a secondary property that is narratively connected rather than merely thematically similar.</w:t>
+      </w:r>
+    </w:p>
+    <w:bookmarkEnd w:id="107"/>
+    <w:bookmarkStart w:id="108" w:name="implementation-blueprint"/>
+    <w:p>
+      <w:pPr>
+        <w:pStyle w:val="Heading3"/>
+      </w:pPr>
+      <w:r>
+        <w:t xml:space="preserve">Implementation Blueprint</w:t>
+      </w:r>
+    </w:p>
+    <w:p>
+      <w:pPr>
+        <w:pStyle w:val="FirstParagraph"/>
+      </w:pPr>
+      <w:r>
+        <w:rPr>
+          <w:b/>
+          <w:bCs/>
+        </w:rPr>
+        <w:t xml:space="preserve">The Contractual Provision:</w:t>
+      </w:r>
+      <w:r>
+        <w:t xml:space="preserve"> </w:t>
+      </w:r>
+      <w:r>
+        <w:t xml:space="preserve">Add a standard clause to Deal Stage Contenders contestant agreements guaranteeing the season’s top-performing creator a casting interview for the TV show. This is a contractual right, not a production decision made retroactively.</w:t>
+      </w:r>
+    </w:p>
+    <w:p>
+      <w:pPr>
+        <w:pStyle w:val="BodyText"/>
+      </w:pPr>
+      <w:r>
+        <w:rPr>
+          <w:b/>
+          <w:bCs/>
+        </w:rPr>
+        <w:t xml:space="preserve">Filming the Interview:</w:t>
+      </w:r>
+      <w:r>
+        <w:t xml:space="preserve"> </w:t>
+      </w:r>
+      <w:r>
+        <w:t xml:space="preserve">Produce the casting interview as part of the YouTube finale episode. Viewers see the moment happen in real time: the YouTube winner sits down with the TV show’s casting team. The outcome is not revealed until the next TV season’s premiere — creating a cross-property cliffhanger that drives audiences from the YouTube property to the television property.</w:t>
+      </w:r>
+    </w:p>
+    <w:p>
+      <w:pPr>
+        <w:pStyle w:val="BodyText"/>
+      </w:pPr>
+      <w:r>
+        <w:rPr>
+          <w:b/>
+          <w:bCs/>
+        </w:rPr>
+        <w:t xml:space="preserve">The Narrative Thread:</w:t>
+      </w:r>
+      <w:r>
+        <w:t xml:space="preserve"> </w:t>
+      </w:r>
+      <w:r>
+        <w:t xml:space="preserve">If the YouTube creator makes it to the TV show, every TV episode introduction includes the</w:t>
+      </w:r>
+      <w:r>
+        <w:t xml:space="preserve"> </w:t>
+      </w:r>
+      <w:r>
+        <w:t xml:space="preserve">“From Deal Stage Contenders to the Main Stage”</w:t>
+      </w:r>
+      <w:r>
+        <w:t xml:space="preserve"> </w:t>
+      </w:r>
+      <w:r>
+        <w:t xml:space="preserve">framing. The journey is the story — and it is a story that no competitor can replicate because it requires both properties to exist.</w:t>
+      </w:r>
+    </w:p>
+    <w:p>
+      <w:pPr>
+        <w:pStyle w:val="BodyText"/>
+      </w:pPr>
+      <w:r>
+        <w:rPr>
+          <w:b/>
+          <w:bCs/>
+        </w:rPr>
+        <w:t xml:space="preserve">The Reverse Pipeline:</w:t>
+      </w:r>
+      <w:r>
+        <w:t xml:space="preserve"> </w:t>
+      </w:r>
+      <w:r>
+        <w:t xml:space="preserve">TV contestants eliminated before the finale are offered guest expert roles on Deal Stage Contenders — appearing in future YouTube episodes as advisors or judges. This keeps them visible and creates connective tissue that benefits both properties simultaneously.</w:t>
+      </w:r>
+    </w:p>
+    <w:p>
+      <w:pPr>
+        <w:pStyle w:val="BodyText"/>
+      </w:pPr>
+      <w:r>
+        <w:rPr>
+          <w:b/>
+          <w:bCs/>
+        </w:rPr>
+        <w:t xml:space="preserve">Impact Rating:</w:t>
+      </w:r>
+      <w:r>
+        <w:t xml:space="preserve"> </w:t>
+      </w:r>
+      <w:r>
+        <w:t xml:space="preserve">High |</w:t>
+      </w:r>
+      <w:r>
+        <w:t xml:space="preserve"> </w:t>
+      </w:r>
+      <w:r>
+        <w:rPr>
+          <w:b/>
+          <w:bCs/>
+        </w:rPr>
+        <w:t xml:space="preserve">Effort Rating:</w:t>
+      </w:r>
+      <w:r>
+        <w:t xml:space="preserve"> </w:t>
+      </w:r>
+      <w:r>
+        <w:t xml:space="preserve">Low</w:t>
+      </w:r>
+    </w:p>
+    <w:p>
+      <w:r>
+        <w:pict>
+          <v:rect style="width:0;height:1.5pt" o:hralign="center" o:hrstd="t" o:hr="t"/>
+        </w:pict>
+      </w:r>
+    </w:p>
+    <w:bookmarkEnd w:id="108"/>
+    <w:bookmarkEnd w:id="109"/>
+    <w:bookmarkStart w:id="112" w:name="Xf2d43af5640eefcc8e122782591fbc1893e4e76"/>
+    <w:p>
+      <w:pPr>
+        <w:pStyle w:val="Heading2"/>
+      </w:pPr>
+      <w:r>
+        <w:t xml:space="preserve">[NEW] 7.2 — The $100K Challenge on LinkedIn Live: Reaching Brand Marketing Professionals Directly</w:t>
+      </w:r>
+    </w:p>
+    <w:bookmarkStart w:id="110" w:name="concept-overview-1"/>
+    <w:p>
+      <w:pPr>
+        <w:pStyle w:val="Heading3"/>
+      </w:pPr>
+      <w:r>
+        <w:t xml:space="preserve">Concept Overview</w:t>
+      </w:r>
+    </w:p>
+    <w:p>
+      <w:pPr>
+        <w:pStyle w:val="FirstParagraph"/>
+      </w:pPr>
+      <w:r>
+        <w:t xml:space="preserve">Produce each monthly $100K Challenge episode simultaneously for both YouTube and LinkedIn Live — same content, different framing. YouTube gets the entertainment narrative. LinkedIn gets a</w:t>
+      </w:r>
+      <w:r>
+        <w:t xml:space="preserve"> </w:t>
+      </w:r>
+      <w:r>
+        <w:t xml:space="preserve">“Creator Market Intelligence Report”</w:t>
+      </w:r>
+      <w:r>
+        <w:t xml:space="preserve"> </w:t>
+      </w:r>
+      <w:r>
+        <w:t xml:space="preserve">framing, positioned as a live business briefing for the brand marketing professionals who control creator partnership budgets.</w:t>
+      </w:r>
+    </w:p>
+    <w:p>
+      <w:pPr>
+        <w:pStyle w:val="BodyText"/>
+      </w:pPr>
+      <w:r>
+        <w:t xml:space="preserve">LinkedIn’s professional audience is significantly more likely to convert to DealStage brand subscriptions than the average YouTube viewer. A brand marketing manager who watches their competitor’s ideal creator close a $100K deal on LinkedIn Live is not just entertained — they are activated. The fear of missing out on that creator is a DealStage subscription driver that no YouTube ad can replicate.</w:t>
+      </w:r>
+    </w:p>
+    <w:bookmarkEnd w:id="110"/>
+    <w:bookmarkStart w:id="111" w:name="implementation-blueprint-1"/>
+    <w:p>
+      <w:pPr>
+        <w:pStyle w:val="Heading3"/>
+      </w:pPr>
+      <w:r>
+        <w:t xml:space="preserve">Implementation Blueprint</w:t>
+      </w:r>
+    </w:p>
+    <w:p>
+      <w:pPr>
+        <w:pStyle w:val="FirstParagraph"/>
+      </w:pPr>
+      <w:r>
+        <w:rPr>
+          <w:b/>
+          <w:bCs/>
+        </w:rPr>
+        <w:t xml:space="preserve">Dual Production:</w:t>
+      </w:r>
+      <w:r>
+        <w:t xml:space="preserve"> </w:t>
+      </w:r>
+      <w:r>
+        <w:t xml:space="preserve">Film the $100K Challenge for both platforms simultaneously. The core content is identical. The framing, thumbnail design, episode descriptions, and pre-event briefings are platform-specific.</w:t>
+      </w:r>
+    </w:p>
+    <w:p>
+      <w:pPr>
+        <w:pStyle w:val="BodyText"/>
+      </w:pPr>
+      <w:r>
+        <w:rPr>
+          <w:b/>
+          <w:bCs/>
+        </w:rPr>
+        <w:t xml:space="preserve">LinkedIn Pre-Event Briefing:</w:t>
+      </w:r>
+      <w:r>
+        <w:t xml:space="preserve"> </w:t>
+      </w:r>
+      <w:r>
+        <w:t xml:space="preserve">Add a 5-minute opening segment for LinkedIn audiences:</w:t>
+      </w:r>
+      <w:r>
+        <w:t xml:space="preserve"> </w:t>
+      </w:r>
+      <w:r>
+        <w:t xml:space="preserve">“Here is what brands in this creator’s category are currently paying, according to DealStage data.”</w:t>
+      </w:r>
+      <w:r>
+        <w:t xml:space="preserve"> </w:t>
+      </w:r>
+      <w:r>
+        <w:t xml:space="preserve">This briefing converts the entertainment format into a market intelligence event — something worth scheduling in advance and attending live.</w:t>
+      </w:r>
+    </w:p>
+    <w:p>
+      <w:pPr>
+        <w:pStyle w:val="BodyText"/>
+      </w:pPr>
+      <w:r>
+        <w:rPr>
+          <w:b/>
+          <w:bCs/>
+        </w:rPr>
+        <w:t xml:space="preserve">LinkedIn Editorial Partnership:</w:t>
+      </w:r>
+      <w:r>
+        <w:t xml:space="preserve"> </w:t>
+      </w:r>
+      <w:r>
+        <w:t xml:space="preserve">Approach LinkedIn’s editorial team to have the event promoted as a</w:t>
+      </w:r>
+      <w:r>
+        <w:t xml:space="preserve"> </w:t>
+      </w:r>
+      <w:r>
+        <w:t xml:space="preserve">“LinkedIn Live: Business Content”</w:t>
+      </w:r>
+      <w:r>
+        <w:t xml:space="preserve"> </w:t>
+      </w:r>
+      <w:r>
+        <w:t xml:space="preserve">feature. LinkedIn actively promotes live events that serve professional audiences and has done so with comparable business education content.</w:t>
+      </w:r>
+    </w:p>
+    <w:p>
+      <w:pPr>
+        <w:pStyle w:val="BodyText"/>
+      </w:pPr>
+      <w:r>
+        <w:rPr>
+          <w:b/>
+          <w:bCs/>
+        </w:rPr>
+        <w:t xml:space="preserve">Post-Episode Thought Leadership:</w:t>
+      </w:r>
+      <w:r>
+        <w:t xml:space="preserve"> </w:t>
+      </w:r>
+      <w:r>
+        <w:t xml:space="preserve">After each episode, publish a 1,200-word LinkedIn article analyzing the deal’s market implications — signed by a named DealStage team member, positioned as thought leadership rather than branded content. This article captures the audience that could not attend live.</w:t>
+      </w:r>
+    </w:p>
+    <w:p>
+      <w:pPr>
+        <w:pStyle w:val="BodyText"/>
+      </w:pPr>
+      <w:r>
+        <w:rPr>
+          <w:b/>
+          <w:bCs/>
+        </w:rPr>
+        <w:t xml:space="preserve">Targeted Advertising:</w:t>
+      </w:r>
+      <w:r>
+        <w:t xml:space="preserve"> </w:t>
+      </w:r>
+      <w:r>
+        <w:t xml:space="preserve">Run LinkedIn ad campaigns targeting brand marketing directors and VP-level marketers at companies in the featured brand’s category within 24 hours of each live event. The live event creates the context; the ad delivers the direct subscription offer.</w:t>
+      </w:r>
+    </w:p>
+    <w:p>
+      <w:pPr>
+        <w:pStyle w:val="BodyText"/>
+      </w:pPr>
+      <w:r>
+        <w:rPr>
+          <w:b/>
+          <w:bCs/>
+        </w:rPr>
+        <w:t xml:space="preserve">Impact Rating:</w:t>
+      </w:r>
+      <w:r>
+        <w:t xml:space="preserve"> </w:t>
+      </w:r>
+      <w:r>
+        <w:t xml:space="preserve">High |</w:t>
+      </w:r>
+      <w:r>
+        <w:t xml:space="preserve"> </w:t>
+      </w:r>
+      <w:r>
+        <w:rPr>
+          <w:b/>
+          <w:bCs/>
+        </w:rPr>
+        <w:t xml:space="preserve">Effort Rating:</w:t>
+      </w:r>
+      <w:r>
+        <w:t xml:space="preserve"> </w:t>
+      </w:r>
+      <w:r>
+        <w:t xml:space="preserve">Low</w:t>
+      </w:r>
+    </w:p>
+    <w:p>
+      <w:r>
+        <w:pict>
+          <v:rect style="width:0;height:1.5pt" o:hralign="center" o:hrstd="t" o:hr="t"/>
+        </w:pict>
+      </w:r>
+    </w:p>
+    <w:bookmarkEnd w:id="111"/>
+    <w:bookmarkEnd w:id="112"/>
+    <w:bookmarkStart w:id="115" w:name="X9dd4a34c83e45fff5c6b805de5b5ceb68cab3cd"/>
+    <w:p>
+      <w:pPr>
+        <w:pStyle w:val="Heading2"/>
+      </w:pPr>
+      <w:r>
+        <w:t xml:space="preserve">[NEW] 7.3 —</w:t>
+      </w:r>
+      <w:r>
+        <w:t xml:space="preserve"> </w:t>
+      </w:r>
+      <w:r>
+        <w:t xml:space="preserve">“Find Your Number”</w:t>
+      </w:r>
+      <w:r>
+        <w:t xml:space="preserve">: The Deal Gap Calculator as the Podcast’s Signature Hook</w:t>
+      </w:r>
+    </w:p>
+    <w:bookmarkStart w:id="113" w:name="concept-overview-2"/>
+    <w:p>
+      <w:pPr>
+        <w:pStyle w:val="Heading3"/>
+      </w:pPr>
+      <w:r>
+        <w:t xml:space="preserve">Concept Overview</w:t>
+      </w:r>
+    </w:p>
+    <w:p>
+      <w:pPr>
+        <w:pStyle w:val="FirstParagraph"/>
+      </w:pPr>
+      <w:r>
+        <w:t xml:space="preserve">The DealStage Podcast’s entire brand identity is anchored around one provable, data-driven premise: every creator listening to this episode is currently undervaluing themselves by a calculable amount. The podcast’s mission is to help creators find their number — the specific dollar gap between what they are currently earning and what the market data says they should be earning.</w:t>
+      </w:r>
+    </w:p>
+    <w:p>
+      <w:pPr>
+        <w:pStyle w:val="BodyText"/>
+      </w:pPr>
+      <w:r>
+        <w:t xml:space="preserve">This premise does three things simultaneously. It creates urgency in every episode description. It drives creators to the DealStage platform to calculate their own gap number. And it makes every guest interview structurally purposeful: the guest’s story is always the story of how they found their number and what changed when they did.</w:t>
+      </w:r>
+    </w:p>
+    <w:bookmarkEnd w:id="113"/>
+    <w:bookmarkStart w:id="114" w:name="X65d62c5088c866307ecb319607885ef3c9505eb"/>
+    <w:p>
+      <w:pPr>
+        <w:pStyle w:val="Heading3"/>
+      </w:pPr>
+      <w:r>
+        <w:t xml:space="preserve">The Deal Gap Calculator: The Podcast’s Central Platform Mechanic</w:t>
+      </w:r>
+    </w:p>
+    <w:p>
+      <w:pPr>
+        <w:pStyle w:val="FirstParagraph"/>
+      </w:pPr>
+      <w:r>
+        <w:rPr>
+          <w:b/>
+          <w:bCs/>
+        </w:rPr>
+        <w:t xml:space="preserve">What It Is:</w:t>
+      </w:r>
+      <w:r>
+        <w:t xml:space="preserve"> </w:t>
+      </w:r>
+      <w:r>
+        <w:t xml:space="preserve">A free tool on the DealStage platform that calculates a creator’s estimated</w:t>
+      </w:r>
+      <w:r>
+        <w:t xml:space="preserve"> </w:t>
+      </w:r>
+      <w:r>
+        <w:t xml:space="preserve">“deal gap”</w:t>
+      </w:r>
+      <w:r>
+        <w:t xml:space="preserve"> </w:t>
+      </w:r>
+      <w:r>
+        <w:t xml:space="preserve">— the difference between what their platform data suggests they should be earning and what they are currently earning — based on their follower count, engagement rate, content category, platform distribution, and comparable creator deal data from DealStage’s database.</w:t>
+      </w:r>
+    </w:p>
+    <w:p>
+      <w:pPr>
+        <w:pStyle w:val="BodyText"/>
+      </w:pPr>
+      <w:r>
+        <w:rPr>
+          <w:b/>
+          <w:bCs/>
+        </w:rPr>
+        <w:t xml:space="preserve">How It Connects to the Podcast:</w:t>
+      </w:r>
+      <w:r>
+        <w:t xml:space="preserve"> </w:t>
+      </w:r>
+      <w:r>
+        <w:t xml:space="preserve">Every episode drives listeners to calculate their own gap number. The calculator is the podcast’s most important CTA — not</w:t>
+      </w:r>
+      <w:r>
+        <w:t xml:space="preserve"> </w:t>
+      </w:r>
+      <w:r>
+        <w:t xml:space="preserve">“visit our website”</w:t>
+      </w:r>
+      <w:r>
+        <w:t xml:space="preserve"> </w:t>
+      </w:r>
+      <w:r>
+        <w:t xml:space="preserve">or</w:t>
+      </w:r>
+      <w:r>
+        <w:t xml:space="preserve"> </w:t>
+      </w:r>
+      <w:r>
+        <w:t xml:space="preserve">“sign up for a free trial,”</w:t>
+      </w:r>
+      <w:r>
+        <w:t xml:space="preserve"> </w:t>
+      </w:r>
+      <w:r>
+        <w:t xml:space="preserve">but</w:t>
+      </w:r>
+      <w:r>
+        <w:t xml:space="preserve"> </w:t>
+      </w:r>
+      <w:r>
+        <w:t xml:space="preserve">“find out your number.”</w:t>
+      </w:r>
+      <w:r>
+        <w:t xml:space="preserve"> </w:t>
+      </w:r>
+      <w:r>
+        <w:t xml:space="preserve">That specificity is what converts curious listeners into registered users.</w:t>
+      </w:r>
+    </w:p>
+    <w:p>
+      <w:pPr>
+        <w:pStyle w:val="BodyText"/>
+      </w:pPr>
+      <w:r>
+        <w:rPr>
+          <w:b/>
+          <w:bCs/>
+        </w:rPr>
+        <w:t xml:space="preserve">The Cold Open Structure:</w:t>
+      </w:r>
+      <w:r>
+        <w:t xml:space="preserve"> </w:t>
+      </w:r>
+      <w:r>
+        <w:t xml:space="preserve">At the start of every episode, the host states the guest’s gap number:</w:t>
+      </w:r>
+      <w:r>
+        <w:t xml:space="preserve"> </w:t>
+      </w:r>
+      <w:r>
+        <w:t xml:space="preserve">“Before we started DealStage, [Guest Name] was leaving $47,000 per year on the table. By the time we finish this conversation, you will understand exactly why.”</w:t>
+      </w:r>
+      <w:r>
+        <w:t xml:space="preserve"> </w:t>
+      </w:r>
+      <w:r>
+        <w:t xml:space="preserve">This single structural choice makes every episode feel urgent and data-grounded from the first sentence.</w:t>
+      </w:r>
+    </w:p>
+    <w:p>
+      <w:pPr>
+        <w:pStyle w:val="BodyText"/>
+      </w:pPr>
+      <w:r>
+        <w:rPr>
+          <w:b/>
+          <w:bCs/>
+        </w:rPr>
+        <w:t xml:space="preserve">The Annual Gap Report:</w:t>
+      </w:r>
+      <w:r>
+        <w:t xml:space="preserve"> </w:t>
+      </w:r>
+      <w:r>
+        <w:t xml:space="preserve">In Year 2, publish an</w:t>
+      </w:r>
+      <w:r>
+        <w:t xml:space="preserve"> </w:t>
+      </w:r>
+      <w:r>
+        <w:t xml:space="preserve">“Annual Creator Economy Gap Report”</w:t>
+      </w:r>
+      <w:r>
+        <w:t xml:space="preserve"> </w:t>
+      </w:r>
+      <w:r>
+        <w:t xml:space="preserve">using aggregate, anonymized data from all Deal Gap Calculator users. This report becomes the podcast’s most widely distributed marketing asset — covering the question every creator economy journalist wants to answer — and drives press coverage that no advertising budget can replicate.</w:t>
+      </w:r>
+    </w:p>
+    <w:p>
+      <w:pPr>
+        <w:pStyle w:val="BodyText"/>
+      </w:pPr>
+      <w:r>
+        <w:rPr>
+          <w:b/>
+          <w:bCs/>
+        </w:rPr>
+        <w:t xml:space="preserve">Sponsorship Positioning:</w:t>
+      </w:r>
+      <w:r>
+        <w:t xml:space="preserve"> </w:t>
+      </w:r>
+      <w:r>
+        <w:t xml:space="preserve">Brands sponsoring a podcast whose audience is actively calculating their earnings potential are reaching exactly the creator population most likely to close a deal this quarter. The Deal Gap Calculator makes the podcast’s audience measurably more valuable to brand sponsors than a general creator content show.</w:t>
+      </w:r>
+    </w:p>
+    <w:p>
+      <w:pPr>
+        <w:pStyle w:val="BodyText"/>
+      </w:pPr>
+      <w:r>
+        <w:rPr>
+          <w:b/>
+          <w:bCs/>
+        </w:rPr>
+        <w:t xml:space="preserve">Impact Rating:</w:t>
+      </w:r>
+      <w:r>
+        <w:t xml:space="preserve"> </w:t>
+      </w:r>
+      <w:r>
+        <w:t xml:space="preserve">High |</w:t>
+      </w:r>
+      <w:r>
+        <w:t xml:space="preserve"> </w:t>
+      </w:r>
+      <w:r>
+        <w:rPr>
+          <w:b/>
+          <w:bCs/>
+        </w:rPr>
+        <w:t xml:space="preserve">Effort Rating:</w:t>
+      </w:r>
+      <w:r>
+        <w:t xml:space="preserve"> </w:t>
+      </w:r>
+      <w:r>
+        <w:t xml:space="preserve">Low</w:t>
+      </w:r>
+    </w:p>
+    <w:p>
+      <w:r>
+        <w:pict>
+          <v:rect style="width:0;height:1.5pt" o:hralign="center" o:hrstd="t" o:hr="t"/>
+        </w:pict>
+      </w:r>
+    </w:p>
+    <w:bookmarkEnd w:id="114"/>
+    <w:bookmarkEnd w:id="115"/>
+    <w:bookmarkStart w:id="119" w:name="X61bda49f3f58a95b63f5a492bdcb9749f353339"/>
+    <w:p>
+      <w:pPr>
+        <w:pStyle w:val="Heading2"/>
+      </w:pPr>
+      <w:r>
+        <w:t xml:space="preserve">[NEW] 7.4 — Rival Co-Hosts: Building the Podcast Around Genuine Structural Disagreement</w:t>
+      </w:r>
+    </w:p>
+    <w:bookmarkStart w:id="116" w:name="concept-overview-3"/>
+    <w:p>
+      <w:pPr>
+        <w:pStyle w:val="Heading3"/>
+      </w:pPr>
+      <w:r>
+        <w:t xml:space="preserve">Concept Overview</w:t>
+      </w:r>
+    </w:p>
+    <w:p>
+      <w:pPr>
+        <w:pStyle w:val="FirstParagraph"/>
+      </w:pPr>
+      <w:r>
+        <w:t xml:space="preserve">Instead of a single authoritative host, build the DealStage Podcast as a co-hosted debate format with two permanent hosts whose perspectives structurally oppose each other: one is a creator advocate (a mid-tier creator with documented business sophistication), the other is a former brand marketing executive (a CMO or VP-level marketer who has left corporate roles and speaks candidly). They never fully agree — and that productive disagreement in every episode is the format’s core value.</w:t>
+      </w:r>
+    </w:p>
+    <w:bookmarkEnd w:id="116"/>
+    <w:bookmarkStart w:id="117" w:name="X130bd278b5fb0d31fcf6dabff2a69ff6f439f50"/>
+    <w:p>
+      <w:pPr>
+        <w:pStyle w:val="Heading3"/>
+      </w:pPr>
+      <w:r>
+        <w:t xml:space="preserve">Why Arguments Drive More Downloads Than Lectures</w:t>
+      </w:r>
+    </w:p>
+    <w:p>
+      <w:pPr>
+        <w:pStyle w:val="FirstParagraph"/>
+      </w:pPr>
+      <w:r>
+        <w:t xml:space="preserve">The most-downloaded business podcasts are debates, not monologues. The format that drives 100M+ total downloads is consistently two smart people with genuine, irreconcilable disagreements — Freakonomics on economic orthodoxy, Odd Lots on financial markets, the All-In Podcast on technology and politics. The creator economy is defined by a fundamental tension between creator interests and brand interests that has never been honestly dramatized in audio format.</w:t>
+      </w:r>
+    </w:p>
+    <w:p>
+      <w:pPr>
+        <w:pStyle w:val="BodyText"/>
+      </w:pPr>
+      <w:r>
+        <w:t xml:space="preserve">A podcast that models that tension — where the creator advocate and the brand advocate genuinely challenge each other on data, values, and professional experience — creates a dual audience that DealStage needs. Both creators and brand marketers listen. Not to hear their side validated, but to understand the other side’s reasoning. That dual listenership is exactly what the platform serves: it is built for both sides of every deal.</w:t>
+      </w:r>
+    </w:p>
+    <w:bookmarkEnd w:id="117"/>
+    <w:bookmarkStart w:id="118" w:name="implementation-framework"/>
+    <w:p>
+      <w:pPr>
+        <w:pStyle w:val="Heading3"/>
+      </w:pPr>
+      <w:r>
+        <w:t xml:space="preserve">Implementation Framework</w:t>
+      </w:r>
+    </w:p>
+    <w:p>
+      <w:pPr>
+        <w:pStyle w:val="FirstParagraph"/>
+      </w:pPr>
+      <w:r>
+        <w:rPr>
+          <w:b/>
+          <w:bCs/>
+        </w:rPr>
+        <w:t xml:space="preserve">Creator Advocate Casting:</w:t>
+      </w:r>
+      <w:r>
+        <w:t xml:space="preserve"> </w:t>
+      </w:r>
+      <w:r>
+        <w:t xml:space="preserve">Find a mid-tier creator (100,000 to 500,000 followers) with demonstrable business sophistication and vocal confidence. Avoid mega-influencers whose existing audience will dominate the show’s identity before it has established its own. The host’s professional credibility matters more than their follower count.</w:t>
+      </w:r>
+    </w:p>
+    <w:p>
+      <w:pPr>
+        <w:pStyle w:val="BodyText"/>
+      </w:pPr>
+      <w:r>
+        <w:rPr>
+          <w:b/>
+          <w:bCs/>
+        </w:rPr>
+        <w:t xml:space="preserve">Brand Advocate Casting:</w:t>
+      </w:r>
+      <w:r>
+        <w:t xml:space="preserve"> </w:t>
+      </w:r>
+      <w:r>
+        <w:t xml:space="preserve">Find a former CMO or VP-level marketing executive two or more roles removed from their most senior brand position, with candid perspectives on how brands actually evaluate creators — not the polished conference-panel version, the real version.</w:t>
+      </w:r>
+    </w:p>
+    <w:p>
+      <w:pPr>
+        <w:pStyle w:val="BodyText"/>
+      </w:pPr>
+      <w:r>
+        <w:rPr>
+          <w:b/>
+          <w:bCs/>
+        </w:rPr>
+        <w:t xml:space="preserve">The Weekly Disagreement Brief:</w:t>
+      </w:r>
+      <w:r>
+        <w:t xml:space="preserve"> </w:t>
+      </w:r>
+      <w:r>
+        <w:t xml:space="preserve">Structure each episode’s opening around one topic where both hosts know they will disagree, stated explicitly at the top:</w:t>
+      </w:r>
+      <w:r>
+        <w:t xml:space="preserve"> </w:t>
+      </w:r>
+      <w:r>
+        <w:t xml:space="preserve">“Today we disagree about whether creators should share their rate cards publicly.”</w:t>
+      </w:r>
+      <w:r>
+        <w:t xml:space="preserve"> </w:t>
+      </w:r>
+      <w:r>
+        <w:t xml:space="preserve">This creates immediate tension and gives listeners a clear reason to stay through the episode.</w:t>
+      </w:r>
+    </w:p>
+    <w:p>
+      <w:pPr>
+        <w:pStyle w:val="BodyText"/>
+      </w:pPr>
+      <w:r>
+        <w:rPr>
+          <w:b/>
+          <w:bCs/>
+        </w:rPr>
+        <w:t xml:space="preserve">Guest as Referee:</w:t>
+      </w:r>
+      <w:r>
+        <w:t xml:space="preserve"> </w:t>
+      </w:r>
+      <w:r>
+        <w:t xml:space="preserve">Guests are not there to deliver keynotes. They are brought in to be cross-examined by both hosts from their respective positions. The guest who has to answer both</w:t>
+      </w:r>
+      <w:r>
+        <w:t xml:space="preserve"> </w:t>
+      </w:r>
+      <w:r>
+        <w:t xml:space="preserve">“why do creators always undersell themselves?”</w:t>
+      </w:r>
+      <w:r>
+        <w:t xml:space="preserve"> </w:t>
+      </w:r>
+      <w:r>
+        <w:t xml:space="preserve">and</w:t>
+      </w:r>
+      <w:r>
+        <w:t xml:space="preserve"> </w:t>
+      </w:r>
+      <w:r>
+        <w:t xml:space="preserve">“why do brands always low-ball their first offer?”</w:t>
+      </w:r>
+      <w:r>
+        <w:t xml:space="preserve"> </w:t>
+      </w:r>
+      <w:r>
+        <w:t xml:space="preserve">simultaneously produces the most valuable content in any episode.</w:t>
+      </w:r>
+    </w:p>
+    <w:p>
+      <w:pPr>
+        <w:pStyle w:val="BodyText"/>
+      </w:pPr>
+      <w:r>
+        <w:rPr>
+          <w:b/>
+          <w:bCs/>
+        </w:rPr>
+        <w:t xml:space="preserve">Marketing the Format:</w:t>
+      </w:r>
+      <w:r>
+        <w:t xml:space="preserve"> </w:t>
+      </w:r>
+      <w:r>
+        <w:t xml:space="preserve">The promotional identity is explicit:</w:t>
+      </w:r>
+      <w:r>
+        <w:t xml:space="preserve"> </w:t>
+      </w:r>
+      <w:r>
+        <w:t xml:space="preserve">“The creator economy’s most honest conversation — because neither host is trying to make the other look good.”</w:t>
+      </w:r>
+      <w:r>
+        <w:t xml:space="preserve"> </w:t>
+      </w:r>
+      <w:r>
+        <w:t xml:space="preserve">This single sentence positions the podcast against every other creator economy show that has chosen a side.</w:t>
+      </w:r>
+    </w:p>
+    <w:p>
+      <w:pPr>
+        <w:pStyle w:val="BodyText"/>
+      </w:pPr>
+      <w:r>
+        <w:rPr>
+          <w:b/>
+          <w:bCs/>
+        </w:rPr>
+        <w:t xml:space="preserve">Impact Rating:</w:t>
+      </w:r>
+      <w:r>
+        <w:t xml:space="preserve"> </w:t>
+      </w:r>
+      <w:r>
+        <w:t xml:space="preserve">High |</w:t>
+      </w:r>
+      <w:r>
+        <w:t xml:space="preserve"> </w:t>
+      </w:r>
+      <w:r>
+        <w:rPr>
+          <w:b/>
+          <w:bCs/>
+        </w:rPr>
+        <w:t xml:space="preserve">Effort Rating:</w:t>
+      </w:r>
+      <w:r>
+        <w:t xml:space="preserve"> </w:t>
+      </w:r>
+      <w:r>
+        <w:t xml:space="preserve">Medium</w:t>
+      </w:r>
+    </w:p>
+    <w:p>
+      <w:r>
+        <w:pict>
+          <v:rect style="width:0;height:1.5pt" o:hralign="center" o:hrstd="t" o:hr="t"/>
+        </w:pict>
+      </w:r>
+    </w:p>
+    <w:bookmarkEnd w:id="118"/>
+    <w:bookmarkEnd w:id="119"/>
+    <w:bookmarkStart w:id="122" w:name="X3640d90fb4c55e4821baf025c0d1174aacb092b"/>
+    <w:p>
+      <w:pPr>
+        <w:pStyle w:val="Heading2"/>
+      </w:pPr>
+      <w:r>
+        <w:t xml:space="preserve">[NEW] 7.5 — Deal Drops as a Real-Time Daily Market Briefing: Live Data From the Past 24 Hours</w:t>
+      </w:r>
+    </w:p>
+    <w:bookmarkStart w:id="120" w:name="concept-overview-4"/>
+    <w:p>
+      <w:pPr>
+        <w:pStyle w:val="Heading3"/>
+      </w:pPr>
+      <w:r>
+        <w:t xml:space="preserve">Concept Overview</w:t>
+      </w:r>
+    </w:p>
+    <w:p>
+      <w:pPr>
+        <w:pStyle w:val="FirstParagraph"/>
+      </w:pPr>
+      <w:r>
+        <w:t xml:space="preserve">Restructure Deal Drops from a recorded daily show into a genuinely real-time daily briefing where the first 90 seconds of every episode contain actual DealStage platform data from the previous 24 hours: deals closed, brands searching, creator categories trending, and one emerging pattern in the data. This makes Deal Drops the first daily media property in the creator economy built on live market intelligence — not commentary, not opinion, but actual transaction data.</w:t>
+      </w:r>
+    </w:p>
+    <w:p>
+      <w:pPr>
+        <w:pStyle w:val="BodyText"/>
+      </w:pPr>
+      <w:r>
+        <w:t xml:space="preserve">No competitor podcast can replicate this format because no competitor has the proprietary data that makes it possible. That is not a competitive advantage that can be replicated with better content or larger production budgets. It is a structural moat built on the platform’s transaction volume.</w:t>
+      </w:r>
+    </w:p>
+    <w:bookmarkEnd w:id="120"/>
+    <w:bookmarkStart w:id="121" w:name="the-daily-market-pulse-dashboard"/>
+    <w:p>
+      <w:pPr>
+        <w:pStyle w:val="Heading3"/>
+      </w:pPr>
+      <w:r>
+        <w:t xml:space="preserve">The Daily Market Pulse Dashboard</w:t>
+      </w:r>
+    </w:p>
+    <w:p>
+      <w:pPr>
+        <w:pStyle w:val="FirstParagraph"/>
+      </w:pPr>
+      <w:r>
+        <w:rPr>
+          <w:b/>
+          <w:bCs/>
+        </w:rPr>
+        <w:t xml:space="preserve">Architecture:</w:t>
+      </w:r>
+      <w:r>
+        <w:t xml:space="preserve"> </w:t>
+      </w:r>
+      <w:r>
+        <w:t xml:space="preserve">Build a</w:t>
+      </w:r>
+      <w:r>
+        <w:t xml:space="preserve"> </w:t>
+      </w:r>
+      <w:r>
+        <w:t xml:space="preserve">“Daily Market Pulse”</w:t>
+      </w:r>
+      <w:r>
+        <w:t xml:space="preserve"> </w:t>
+      </w:r>
+      <w:r>
+        <w:t xml:space="preserve">dashboard in the DealStage platform that auto-generates a 5-point summary every morning at 5:00 AM EST: (1) most active brand category in the past 24 hours, (2) fastest-rising creator niche, (3) highest deal closed on the platform, (4) most-viewed creator profiles, (5) one emerging trend in the data worth noting.</w:t>
+      </w:r>
+    </w:p>
+    <w:p>
+      <w:pPr>
+        <w:pStyle w:val="BodyText"/>
+      </w:pPr>
+      <w:r>
+        <w:rPr>
+          <w:b/>
+          <w:bCs/>
+        </w:rPr>
+        <w:t xml:space="preserve">Production Process:</w:t>
+      </w:r>
+      <w:r>
+        <w:t xml:space="preserve"> </w:t>
+      </w:r>
+      <w:r>
+        <w:t xml:space="preserve">The host records the 90-second opening segment using these five data points each morning. The full episode is live by 7:00 AM EST. The entire production process from data generation to publishing takes under two hours.</w:t>
+      </w:r>
+    </w:p>
+    <w:p>
+      <w:pPr>
+        <w:pStyle w:val="BodyText"/>
+      </w:pPr>
+      <w:r>
+        <w:rPr>
+          <w:b/>
+          <w:bCs/>
+        </w:rPr>
+        <w:t xml:space="preserve">Premium Feature:</w:t>
+      </w:r>
+      <w:r>
+        <w:t xml:space="preserve"> </w:t>
+      </w:r>
+      <w:r>
+        <w:t xml:space="preserve">Make the Daily Market Pulse dashboard accessible to DealStage subscribers as a premium feature — the same dashboard the podcast uses is available to paying users every morning. The podcast becomes the audio companion to a data notification product that subscribers pay for.</w:t>
+      </w:r>
+    </w:p>
+    <w:p>
+      <w:pPr>
+        <w:pStyle w:val="BodyText"/>
+      </w:pPr>
+      <w:r>
+        <w:rPr>
+          <w:b/>
+          <w:bCs/>
+        </w:rPr>
+        <w:t xml:space="preserve">Distribution Partnership:</w:t>
+      </w:r>
+      <w:r>
+        <w:t xml:space="preserve"> </w:t>
+      </w:r>
+      <w:r>
+        <w:t xml:space="preserve">Partner with a morning newsletter (Morning Brew, The Hustle) to republish the daily data point as a creator economy section. Their distribution amplifies reach; DealStage’s data provides the exclusive that their editorial team cannot generate independently.</w:t>
+      </w:r>
+    </w:p>
+    <w:p>
+      <w:pPr>
+        <w:pStyle w:val="BodyText"/>
+      </w:pPr>
+      <w:r>
+        <w:rPr>
+          <w:b/>
+          <w:bCs/>
+        </w:rPr>
+        <w:t xml:space="preserve">Year 2 Extension:</w:t>
+      </w:r>
+      <w:r>
+        <w:t xml:space="preserve"> </w:t>
+      </w:r>
+      <w:r>
+        <w:t xml:space="preserve">Add a push notification version of the Daily Market Pulse for platform users — an opt-in morning alert with the day’s five data points. The podcast becomes one of three ways to receive the same market intelligence: audio, dashboard, and push notification.</w:t>
+      </w:r>
+    </w:p>
+    <w:p>
+      <w:pPr>
+        <w:pStyle w:val="BodyText"/>
+      </w:pPr>
+      <w:r>
+        <w:rPr>
+          <w:b/>
+          <w:bCs/>
+        </w:rPr>
+        <w:t xml:space="preserve">Impact Rating:</w:t>
+      </w:r>
+      <w:r>
+        <w:t xml:space="preserve"> </w:t>
+      </w:r>
+      <w:r>
+        <w:t xml:space="preserve">High |</w:t>
+      </w:r>
+      <w:r>
+        <w:t xml:space="preserve"> </w:t>
+      </w:r>
+      <w:r>
+        <w:rPr>
+          <w:b/>
+          <w:bCs/>
+        </w:rPr>
+        <w:t xml:space="preserve">Effort Rating:</w:t>
+      </w:r>
+      <w:r>
+        <w:t xml:space="preserve"> </w:t>
+      </w:r>
+      <w:r>
+        <w:t xml:space="preserve">Medium</w:t>
+      </w:r>
+    </w:p>
+    <w:p>
+      <w:r>
+        <w:pict>
+          <v:rect style="width:0;height:1.5pt" o:hralign="center" o:hrstd="t" o:hr="t"/>
+        </w:pict>
+      </w:r>
+    </w:p>
+    <w:bookmarkEnd w:id="121"/>
+    <w:bookmarkEnd w:id="122"/>
+    <w:bookmarkStart w:id="125" w:name="X54a0288bb762e95b9a3663453bb7cee8f28f926"/>
+    <w:p>
+      <w:pPr>
+        <w:pStyle w:val="Heading2"/>
+      </w:pPr>
+      <w:r>
+        <w:t xml:space="preserve">[NEW] 7.6 —</w:t>
+      </w:r>
+      <w:r>
+        <w:t xml:space="preserve"> </w:t>
+      </w:r>
+      <w:r>
+        <w:t xml:space="preserve">“Should You Have Taken That Deal?”</w:t>
+      </w:r>
+      <w:r>
+        <w:t xml:space="preserve"> </w:t>
+      </w:r>
+      <w:r>
+        <w:t xml:space="preserve">— DealStage Reacts’ Structural Anchor Segment</w:t>
+      </w:r>
+    </w:p>
+    <w:bookmarkStart w:id="123" w:name="concept-overview-5"/>
+    <w:p>
+      <w:pPr>
+        <w:pStyle w:val="Heading3"/>
+      </w:pPr>
+      <w:r>
+        <w:t xml:space="preserve">Concept Overview</w:t>
+      </w:r>
+    </w:p>
+    <w:p>
+      <w:pPr>
+        <w:pStyle w:val="FirstParagraph"/>
+      </w:pPr>
+      <w:r>
+        <w:t xml:space="preserve">Anchor DealStage Reacts not on random viral deals but on a specific recurring segment —</w:t>
+      </w:r>
+      <w:r>
+        <w:t xml:space="preserve"> </w:t>
+      </w:r>
+      <w:r>
+        <w:t xml:space="preserve">“Should You Have Taken That Deal?”</w:t>
+      </w:r>
+      <w:r>
+        <w:t xml:space="preserve"> </w:t>
+      </w:r>
+      <w:r>
+        <w:t xml:space="preserve">— where the show revisits documented cases of creators who publicly regretted or celebrated a past deal, runs the historical deal through the current DealStage AI using available public information as inputs, and reveals what the platform would have recommended.</w:t>
+      </w:r>
+    </w:p>
+    <w:p>
+      <w:pPr>
+        <w:pStyle w:val="BodyText"/>
+      </w:pPr>
+      <w:r>
+        <w:t xml:space="preserve">This segment gives DealStage Reacts a structural backbone that does not depend on external viral events. The show does not need a new controversy each week — it has a library of documented creator deal decisions to work through, each one an opportunity to demonstrate the AI’s analytical value with real historical stakes.</w:t>
+      </w:r>
+    </w:p>
+    <w:bookmarkEnd w:id="123"/>
+    <w:bookmarkStart w:id="124" w:name="implementation-blueprint-2"/>
+    <w:p>
+      <w:pPr>
+        <w:pStyle w:val="Heading3"/>
+      </w:pPr>
+      <w:r>
+        <w:t xml:space="preserve">Implementation Blueprint</w:t>
+      </w:r>
+    </w:p>
+    <w:p>
+      <w:pPr>
+        <w:pStyle w:val="FirstParagraph"/>
+      </w:pPr>
+      <w:r>
+        <w:rPr>
+          <w:b/>
+          <w:bCs/>
+        </w:rPr>
+        <w:t xml:space="preserve">Content Library:</w:t>
+      </w:r>
+      <w:r>
+        <w:t xml:space="preserve"> </w:t>
+      </w:r>
+      <w:r>
+        <w:t xml:space="preserve">Research and document 50 publicly known creator deal decisions — cases where creators have spoken publicly about regretting a deal, celebrating a deal, or wondering about one they did not take. This library becomes the show’s production runway.</w:t>
+      </w:r>
+    </w:p>
+    <w:p>
+      <w:pPr>
+        <w:pStyle w:val="BodyText"/>
+      </w:pPr>
+      <w:r>
+        <w:rPr>
+          <w:b/>
+          <w:bCs/>
+        </w:rPr>
+        <w:t xml:space="preserve">Historical AI Analysis:</w:t>
+      </w:r>
+      <w:r>
+        <w:t xml:space="preserve"> </w:t>
+      </w:r>
+      <w:r>
+        <w:t xml:space="preserve">For each case, run the deal’s available public data through DealStage’s AI model (follower count at time of deal, category engagement benchmarks, brand category, deal structure as publicly disclosed) and generate a</w:t>
+      </w:r>
+      <w:r>
+        <w:t xml:space="preserve"> </w:t>
+      </w:r>
+      <w:r>
+        <w:t xml:space="preserve">“DealStage would have scored this: X”</w:t>
+      </w:r>
+      <w:r>
+        <w:t xml:space="preserve"> </w:t>
+      </w:r>
+      <w:r>
+        <w:t xml:space="preserve">recommendation.</w:t>
+      </w:r>
+    </w:p>
+    <w:p>
+      <w:pPr>
+        <w:pStyle w:val="BodyText"/>
+      </w:pPr>
+      <w:r>
+        <w:rPr>
+          <w:b/>
+          <w:bCs/>
+        </w:rPr>
+        <w:t xml:space="preserve">Segment Structure:</w:t>
+      </w:r>
+      <w:r>
+        <w:t xml:space="preserve"> </w:t>
+      </w:r>
+      <w:r>
+        <w:t xml:space="preserve">Each</w:t>
+      </w:r>
+      <w:r>
+        <w:t xml:space="preserve"> </w:t>
+      </w:r>
+      <w:r>
+        <w:t xml:space="preserve">“Should You Have Taken It?”</w:t>
+      </w:r>
+      <w:r>
+        <w:t xml:space="preserve"> </w:t>
+      </w:r>
+      <w:r>
+        <w:t xml:space="preserve">segment is five minutes: (1) the deal context and what was publicly known at the time (1 minute), (2) the creator’s stated decision and documented outcome (2 minutes), (3) DealStage’s historical score and what it would have recommended (1 minute), (4) the lesson for creators making similar decisions today (1 minute).</w:t>
+      </w:r>
+    </w:p>
+    <w:p>
+      <w:pPr>
+        <w:pStyle w:val="BodyText"/>
+      </w:pPr>
+      <w:r>
+        <w:rPr>
+          <w:b/>
+          <w:bCs/>
+        </w:rPr>
+        <w:t xml:space="preserve">YouTube Shorts Pipeline:</w:t>
+      </w:r>
+      <w:r>
+        <w:t xml:space="preserve"> </w:t>
+      </w:r>
+      <w:r>
+        <w:t xml:space="preserve">Release two of these segments per week as standalone YouTube Shorts. The reveal moment — the AI’s score on a documented historical deal — is inherently shareable because it answers a question the audience has already formed an opinion about.</w:t>
+      </w:r>
+    </w:p>
+    <w:p>
+      <w:pPr>
+        <w:pStyle w:val="BodyText"/>
+      </w:pPr>
+      <w:r>
+        <w:rPr>
+          <w:b/>
+          <w:bCs/>
+        </w:rPr>
+        <w:t xml:space="preserve">Viewer Submission Mechanic:</w:t>
+      </w:r>
+      <w:r>
+        <w:t xml:space="preserve"> </w:t>
+      </w:r>
+      <w:r>
+        <w:t xml:space="preserve">Build a creator submission form where creators can submit their own past deals for a personalized</w:t>
+      </w:r>
+      <w:r>
+        <w:t xml:space="preserve"> </w:t>
+      </w:r>
+      <w:r>
+        <w:t xml:space="preserve">“Should You Have Taken It?”</w:t>
+      </w:r>
+      <w:r>
+        <w:t xml:space="preserve"> </w:t>
+      </w:r>
+      <w:r>
+        <w:t xml:space="preserve">analysis. DealStage runs their actual historical deal data and produces a personalized short. This converts a passive viewer into a platform user and generates testimonial content at scale.</w:t>
+      </w:r>
+    </w:p>
+    <w:p>
+      <w:pPr>
+        <w:pStyle w:val="BodyText"/>
+      </w:pPr>
+      <w:r>
+        <w:rPr>
+          <w:b/>
+          <w:bCs/>
+        </w:rPr>
+        <w:t xml:space="preserve">Impact Rating:</w:t>
+      </w:r>
+      <w:r>
+        <w:t xml:space="preserve"> </w:t>
+      </w:r>
+      <w:r>
+        <w:t xml:space="preserve">High |</w:t>
+      </w:r>
+      <w:r>
+        <w:t xml:space="preserve"> </w:t>
+      </w:r>
+      <w:r>
+        <w:rPr>
+          <w:b/>
+          <w:bCs/>
+        </w:rPr>
+        <w:t xml:space="preserve">Effort Rating:</w:t>
+      </w:r>
+      <w:r>
+        <w:t xml:space="preserve"> </w:t>
+      </w:r>
+      <w:r>
+        <w:t xml:space="preserve">Low</w:t>
+      </w:r>
+    </w:p>
+    <w:p>
+      <w:r>
+        <w:pict>
+          <v:rect style="width:0;height:1.5pt" o:hralign="center" o:hrstd="t" o:hr="t"/>
+        </w:pict>
+      </w:r>
+    </w:p>
+    <w:bookmarkEnd w:id="124"/>
+    <w:bookmarkEnd w:id="125"/>
+    <w:bookmarkStart w:id="129" w:name="X07ad9deaa30a3970f2c821c3f84f9373b80ffc9"/>
+    <w:p>
+      <w:pPr>
+        <w:pStyle w:val="Heading2"/>
+      </w:pPr>
+      <w:r>
+        <w:t xml:space="preserve">[NEW] 7.7 — Network Effect Inflection Point: Quantifying When DealStage Becomes Unassailable</w:t>
+      </w:r>
+    </w:p>
+    <w:bookmarkStart w:id="126" w:name="concept-overview-6"/>
+    <w:p>
+      <w:pPr>
+        <w:pStyle w:val="Heading3"/>
+      </w:pPr>
+      <w:r>
+        <w:t xml:space="preserve">Concept Overview</w:t>
+      </w:r>
+    </w:p>
+    <w:p>
+      <w:pPr>
+        <w:pStyle w:val="FirstParagraph"/>
+      </w:pPr>
+      <w:r>
+        <w:t xml:space="preserve">Add a dedicated</w:t>
+      </w:r>
+      <w:r>
+        <w:t xml:space="preserve"> </w:t>
+      </w:r>
+      <w:r>
+        <w:t xml:space="preserve">“Network Effects Flywheel and Defensibility Inflection Point”</w:t>
+      </w:r>
+      <w:r>
+        <w:t xml:space="preserve"> </w:t>
+      </w:r>
+      <w:r>
+        <w:t xml:space="preserve">section to Part 5A of the investor thesis. This section answers the specific question every Series A investor asks:</w:t>
+      </w:r>
+      <w:r>
+        <w:t xml:space="preserve"> </w:t>
+      </w:r>
+      <w:r>
+        <w:t xml:space="preserve">“At what scale does your data advantage make it essentially impossible for a well-funded competitor to catch you?”</w:t>
+      </w:r>
+    </w:p>
+    <w:p>
+      <w:pPr>
+        <w:pStyle w:val="BodyText"/>
+      </w:pPr>
+      <w:r>
+        <w:t xml:space="preserve">The answer must be specific and quantified.</w:t>
+      </w:r>
+      <w:r>
+        <w:t xml:space="preserve"> </w:t>
+      </w:r>
+      <w:r>
+        <w:t xml:space="preserve">“At $100M in total deal volume processed through DealStage, our AI match accuracy exceeds any model a competitor could build without 18 months of equivalent transaction history.”</w:t>
+      </w:r>
+      <w:r>
+        <w:t xml:space="preserve"> </w:t>
+      </w:r>
+      <w:r>
+        <w:t xml:space="preserve">That specific answer — not a narrative description of moats but a quantified threshold with a timeline — is the difference between an investor who says</w:t>
+      </w:r>
+      <w:r>
+        <w:t xml:space="preserve"> </w:t>
+      </w:r>
+      <w:r>
+        <w:t xml:space="preserve">“interesting”</w:t>
+      </w:r>
+      <w:r>
+        <w:t xml:space="preserve"> </w:t>
+      </w:r>
+      <w:r>
+        <w:t xml:space="preserve">and one who wires money.</w:t>
+      </w:r>
+    </w:p>
+    <w:bookmarkEnd w:id="126"/>
+    <w:bookmarkStart w:id="127" w:name="Xdde741d6983f9a54baa3eaf8fdcf81946ad14f7"/>
+    <w:p>
+      <w:pPr>
+        <w:pStyle w:val="Heading3"/>
+      </w:pPr>
+      <w:r>
+        <w:t xml:space="preserve">Why the Inflection Point Is the Investor Thesis’s Most Important Page</w:t>
+      </w:r>
+    </w:p>
+    <w:p>
+      <w:pPr>
+        <w:pStyle w:val="FirstParagraph"/>
+      </w:pPr>
+      <w:r>
+        <w:t xml:space="preserve">The document currently describes the platform’s six-layer moat in qualitative terms. Sophisticated investors do not fund moats described in words — they fund moats described in numbers. The question is not</w:t>
+      </w:r>
+      <w:r>
+        <w:t xml:space="preserve"> </w:t>
+      </w:r>
+      <w:r>
+        <w:t xml:space="preserve">“do you have network effects?”</w:t>
+      </w:r>
+      <w:r>
+        <w:t xml:space="preserve"> </w:t>
+      </w:r>
+      <w:r>
+        <w:t xml:space="preserve">The question is</w:t>
+      </w:r>
+      <w:r>
+        <w:t xml:space="preserve"> </w:t>
+      </w:r>
+      <w:r>
+        <w:t xml:space="preserve">“when do your network effects compound fast enough that a new entrant cannot catch you even with 3x your capital?”</w:t>
+      </w:r>
+      <w:r>
+        <w:t xml:space="preserve"> </w:t>
+      </w:r>
+      <w:r>
+        <w:t xml:space="preserve">The Inflection Point section answers that question precisely.</w:t>
+      </w:r>
+    </w:p>
+    <w:bookmarkEnd w:id="127"/>
+    <w:bookmarkStart w:id="128" w:name="implementation-blueprint-3"/>
+    <w:p>
+      <w:pPr>
+        <w:pStyle w:val="Heading3"/>
+      </w:pPr>
+      <w:r>
+        <w:t xml:space="preserve">Implementation Blueprint</w:t>
+      </w:r>
+    </w:p>
+    <w:p>
+      <w:pPr>
+        <w:pStyle w:val="FirstParagraph"/>
+      </w:pPr>
+      <w:r>
+        <w:rPr>
+          <w:b/>
+          <w:bCs/>
+        </w:rPr>
+        <w:t xml:space="preserve">The Modeling Work:</w:t>
+      </w:r>
+      <w:r>
+        <w:t xml:space="preserve"> </w:t>
+      </w:r>
+      <w:r>
+        <w:t xml:space="preserve">Work with DealStage’s data team to model the platform’s network effect inflection point: at what transaction volume does the AI’s match accuracy improve by more than 10% per additional 1,000 transactions? This is a technical question with a specific answer derived from the platform’s current accuracy improvement curve.</w:t>
+      </w:r>
+    </w:p>
+    <w:p>
+      <w:pPr>
+        <w:pStyle w:val="BodyText"/>
+      </w:pPr>
+      <w:r>
+        <w:rPr>
+          <w:b/>
+          <w:bCs/>
+        </w:rPr>
+        <w:t xml:space="preserve">The Specific Threshold Statement:</w:t>
+      </w:r>
+      <w:r>
+        <w:t xml:space="preserve"> </w:t>
+      </w:r>
+      <w:r>
+        <w:t xml:space="preserve">Express the result as a milestone in the investor pitch:</w:t>
+      </w:r>
+      <w:r>
+        <w:t xml:space="preserve"> </w:t>
+      </w:r>
+      <w:r>
+        <w:t xml:space="preserve">“When DealStage has processed $100M in total deal volume, our AI accuracy exceeds any model a competitor could build with less than 18 months of catch-up time.”</w:t>
+      </w:r>
+      <w:r>
+        <w:t xml:space="preserve"> </w:t>
+      </w:r>
+      <w:r>
+        <w:t xml:space="preserve">(The $100M figure is illustrative — replace with the actual modeled threshold.) Specific numbers, not hedged ranges.</w:t>
+      </w:r>
+    </w:p>
+    <w:p>
+      <w:pPr>
+        <w:pStyle w:val="BodyText"/>
+      </w:pPr>
+      <w:r>
+        <w:rPr>
+          <w:b/>
+          <w:bCs/>
+        </w:rPr>
+        <w:t xml:space="preserve">The Compounding Advantage Chart:</w:t>
+      </w:r>
+      <w:r>
+        <w:t xml:space="preserve"> </w:t>
+      </w:r>
+      <w:r>
+        <w:t xml:space="preserve">Add a visual showing the relationship between transaction volume and model accuracy improvement rate. This is the single most persuasive data visualization in the investor presentation because it makes the data moat tangible rather than conceptual.</w:t>
+      </w:r>
+    </w:p>
+    <w:p>
+      <w:pPr>
+        <w:pStyle w:val="BodyText"/>
+      </w:pPr>
+      <w:r>
+        <w:rPr>
+          <w:b/>
+          <w:bCs/>
+        </w:rPr>
+        <w:t xml:space="preserve">The Media Empire Connection:</w:t>
+      </w:r>
+      <w:r>
+        <w:t xml:space="preserve"> </w:t>
+      </w:r>
+      <w:r>
+        <w:t xml:space="preserve">Connect the media empire strategy explicitly to this inflection point: the TV shows, the YouTube series, and the podcast are not just brand marketing — they are the fastest mechanism available for reaching deal volume inflection before a competitor identifies the opportunity and begins building.</w:t>
+      </w:r>
+    </w:p>
+    <w:p>
+      <w:pPr>
+        <w:pStyle w:val="BodyText"/>
+      </w:pPr>
+      <w:r>
+        <w:rPr>
+          <w:b/>
+          <w:bCs/>
+        </w:rPr>
+        <w:t xml:space="preserve">The Series A Narrative:</w:t>
+      </w:r>
+      <w:r>
+        <w:t xml:space="preserve"> </w:t>
+      </w:r>
+      <w:r>
+        <w:t xml:space="preserve">Structure the Series A fundraising story around the inflection point milestone:</w:t>
+      </w:r>
+      <w:r>
+        <w:t xml:space="preserve"> </w:t>
+      </w:r>
+      <w:r>
+        <w:t xml:space="preserve">“The $12M raise is specifically designed to reach deal volume inflection within 18 months. After that point, the competitive dynamics of this market change permanently.”</w:t>
+      </w:r>
+    </w:p>
+    <w:p>
+      <w:pPr>
+        <w:pStyle w:val="BodyText"/>
+      </w:pPr>
+      <w:r>
+        <w:rPr>
+          <w:b/>
+          <w:bCs/>
+        </w:rPr>
+        <w:t xml:space="preserve">Impact Rating:</w:t>
+      </w:r>
+      <w:r>
+        <w:t xml:space="preserve"> </w:t>
+      </w:r>
+      <w:r>
+        <w:t xml:space="preserve">High |</w:t>
+      </w:r>
+      <w:r>
+        <w:t xml:space="preserve"> </w:t>
+      </w:r>
+      <w:r>
+        <w:rPr>
+          <w:b/>
+          <w:bCs/>
+        </w:rPr>
+        <w:t xml:space="preserve">Effort Rating:</w:t>
+      </w:r>
+      <w:r>
+        <w:t xml:space="preserve"> </w:t>
+      </w:r>
+      <w:r>
+        <w:t xml:space="preserve">Medium</w:t>
+      </w:r>
+    </w:p>
+    <w:p>
+      <w:r>
+        <w:pict>
+          <v:rect style="width:0;height:1.5pt" o:hralign="center" o:hrstd="t" o:hr="t"/>
+        </w:pict>
+      </w:r>
+    </w:p>
+    <w:bookmarkEnd w:id="128"/>
+    <w:bookmarkEnd w:id="129"/>
+    <w:bookmarkStart w:id="133" w:name="Xaa5d8b43d472812cf57485cef78269980dcef60"/>
+    <w:p>
+      <w:pPr>
+        <w:pStyle w:val="Heading2"/>
+      </w:pPr>
+      <w:r>
+        <w:t xml:space="preserve">[NEW] 7.8 — The DealStage Creator Economy Index: Becoming the Bloomberg Terminal of Creator Deals</w:t>
+      </w:r>
+    </w:p>
+    <w:bookmarkStart w:id="130" w:name="concept-overview-7"/>
+    <w:p>
+      <w:pPr>
+        <w:pStyle w:val="Heading3"/>
+      </w:pPr>
+      <w:r>
+        <w:t xml:space="preserve">Concept Overview</w:t>
+      </w:r>
+    </w:p>
+    <w:p>
+      <w:pPr>
+        <w:pStyle w:val="FirstParagraph"/>
+      </w:pPr>
+      <w:r>
+        <w:t xml:space="preserve">Launch a monthly</w:t>
+      </w:r>
+      <w:r>
+        <w:t xml:space="preserve"> </w:t>
+      </w:r>
+      <w:r>
+        <w:t xml:space="preserve">“DealStage Creator Economy Index”</w:t>
+      </w:r>
+      <w:r>
+        <w:t xml:space="preserve"> </w:t>
+      </w:r>
+      <w:r>
+        <w:t xml:space="preserve">— a free, publicly available market report showing average deal rates by creator category, platform, follower range, and engagement rate — and position it as the creator economy’s first authoritative deal rate benchmark. The platform that publishes this data first owns the authoritative position permanently, because market authority in data benchmarking is a first-mover advantage that compounds with every publication.</w:t>
+      </w:r>
+    </w:p>
+    <w:bookmarkEnd w:id="130"/>
+    <w:bookmarkStart w:id="131" w:name="the-zillow-and-linkedin-precedents"/>
+    <w:p>
+      <w:pPr>
+        <w:pStyle w:val="Heading3"/>
+      </w:pPr>
+      <w:r>
+        <w:t xml:space="preserve">The Zillow and LinkedIn Precedents</w:t>
+      </w:r>
+    </w:p>
+    <w:p>
+      <w:pPr>
+        <w:pStyle w:val="FirstParagraph"/>
+      </w:pPr>
+      <w:r>
+        <w:t xml:space="preserve">Zillow’s Zestimate made Zillow the default housing authority. LinkedIn Salary Insights made LinkedIn the default compensation reference. The first platform to publish reliable creator economy deal rate benchmarks will be the platform every creator, agent, and brand marketer references when a deal negotiation starts. That authority compounds — once brands and creators cite your data in negotiations, the platform is structurally embedded in the industry’s infrastructure, and no competitor can displace it without a multi-year data accumulation effort.</w:t>
+      </w:r>
+    </w:p>
+    <w:p>
+      <w:pPr>
+        <w:pStyle w:val="BodyText"/>
+      </w:pPr>
+      <w:r>
+        <w:t xml:space="preserve">The Index is also a zero-cost content marketing engine: every month, the press covers</w:t>
+      </w:r>
+      <w:r>
+        <w:t xml:space="preserve"> </w:t>
+      </w:r>
+      <w:r>
+        <w:t xml:space="preserve">“Creator Economy Index Shows Deal Rates Up 22% in Beauty Category”</w:t>
+      </w:r>
+      <w:r>
+        <w:t xml:space="preserve"> </w:t>
+      </w:r>
+      <w:r>
+        <w:t xml:space="preserve">without DealStage having to pitch a story.</w:t>
+      </w:r>
+    </w:p>
+    <w:bookmarkEnd w:id="131"/>
+    <w:bookmarkStart w:id="132" w:name="implementation-blueprint-4"/>
+    <w:p>
+      <w:pPr>
+        <w:pStyle w:val="Heading3"/>
+      </w:pPr>
+      <w:r>
+        <w:t xml:space="preserve">Implementation Blueprint</w:t>
+      </w:r>
+    </w:p>
+    <w:p>
+      <w:pPr>
+        <w:pStyle w:val="FirstParagraph"/>
+      </w:pPr>
+      <w:r>
+        <w:rPr>
+          <w:b/>
+          <w:bCs/>
+        </w:rPr>
+        <w:t xml:space="preserve">Index Format Design:</w:t>
+      </w:r>
+      <w:r>
+        <w:t xml:space="preserve"> </w:t>
+      </w:r>
+      <w:r>
+        <w:t xml:space="preserve">Five headline metrics per monthly publication, each with a one-paragraph interpretation optimized for press pickup and social sharing. The five metrics: average deal rate by top creator category, platform-specific engagement premium (what a creator earns more on Instagram vs. TikTok for equivalent audience size), exclusivity clause frequency, fastest-growing creator category by deal volume, and one emerging trend in brand demand.</w:t>
+      </w:r>
+    </w:p>
+    <w:p>
+      <w:pPr>
+        <w:pStyle w:val="BodyText"/>
+      </w:pPr>
+      <w:r>
+        <w:rPr>
+          <w:b/>
+          <w:bCs/>
+        </w:rPr>
+        <w:t xml:space="preserve">Year 1 Data Sources:</w:t>
+      </w:r>
+      <w:r>
+        <w:t xml:space="preserve"> </w:t>
+      </w:r>
+      <w:r>
+        <w:t xml:space="preserve">In Year 1, construct the Index using DealStage’s beta user deal data combined with publicly available deal disclosure data from creator social media posts, brand press releases, and industry reporting. Publish transparently about the data sourcing. In Year 2, the platform’s own transaction data becomes the primary source.</w:t>
+      </w:r>
+    </w:p>
+    <w:p>
+      <w:pPr>
+        <w:pStyle w:val="BodyText"/>
+      </w:pPr>
+      <w:r>
+        <w:rPr>
+          <w:b/>
+          <w:bCs/>
+        </w:rPr>
+        <w:t xml:space="preserve">Trade Publication Co-Publishing Partner:</w:t>
+      </w:r>
+      <w:r>
+        <w:t xml:space="preserve"> </w:t>
+      </w:r>
+      <w:r>
+        <w:t xml:space="preserve">Negotiate a co-publishing agreement with AdWeek, Digiday, or Marketing Week — they republish each month’s Index with DealStage attribution. Their editorial distribution amplifies reach; DealStage’s exclusive data provides the substance they cannot generate independently.</w:t>
+      </w:r>
+    </w:p>
+    <w:p>
+      <w:pPr>
+        <w:pStyle w:val="BodyText"/>
+      </w:pPr>
+      <w:r>
+        <w:rPr>
+          <w:b/>
+          <w:bCs/>
+        </w:rPr>
+        <w:t xml:space="preserve">Trademark Registration:</w:t>
+      </w:r>
+      <w:r>
+        <w:t xml:space="preserve"> </w:t>
+      </w:r>
+      <w:r>
+        <w:t xml:space="preserve">Register</w:t>
+      </w:r>
+      <w:r>
+        <w:t xml:space="preserve"> </w:t>
+      </w:r>
+      <w:r>
+        <w:t xml:space="preserve">“DealStage Creator Economy Index”</w:t>
+      </w:r>
+      <w:r>
+        <w:t xml:space="preserve"> </w:t>
+      </w:r>
+      <w:r>
+        <w:t xml:space="preserve">as a trademark before the first publication. This protects the brand even if competitors attempt to create similarly named reports.</w:t>
+      </w:r>
+    </w:p>
+    <w:p>
+      <w:pPr>
+        <w:pStyle w:val="BodyText"/>
+      </w:pPr>
+      <w:r>
+        <w:rPr>
+          <w:b/>
+          <w:bCs/>
+        </w:rPr>
+        <w:t xml:space="preserve">The Premium Data Tier:</w:t>
+      </w:r>
+      <w:r>
+        <w:t xml:space="preserve"> </w:t>
+      </w:r>
+      <w:r>
+        <w:t xml:space="preserve">Build the Index into the platform as a tiered feature: free DealStage accounts see the monthly public snapshot; paying subscribers see the real-time Index with category-level detail, historical trend data, and downloadable datasets. The subscription incentive is embedded in the industry’s most-referenced data source.</w:t>
+      </w:r>
+    </w:p>
+    <w:p>
+      <w:pPr>
+        <w:pStyle w:val="BodyText"/>
+      </w:pPr>
+      <w:r>
+        <w:rPr>
+          <w:b/>
+          <w:bCs/>
+        </w:rPr>
+        <w:t xml:space="preserve">Impact Rating:</w:t>
+      </w:r>
+      <w:r>
+        <w:t xml:space="preserve"> </w:t>
+      </w:r>
+      <w:r>
+        <w:t xml:space="preserve">High |</w:t>
+      </w:r>
+      <w:r>
+        <w:t xml:space="preserve"> </w:t>
+      </w:r>
+      <w:r>
+        <w:rPr>
+          <w:b/>
+          <w:bCs/>
+        </w:rPr>
+        <w:t xml:space="preserve">Effort Rating:</w:t>
+      </w:r>
+      <w:r>
+        <w:t xml:space="preserve"> </w:t>
+      </w:r>
+      <w:r>
+        <w:t xml:space="preserve">Medium</w:t>
+      </w:r>
+    </w:p>
+    <w:p>
+      <w:r>
+        <w:pict>
+          <v:rect style="width:0;height:1.5pt" o:hralign="center" o:hrstd="t" o:hr="t"/>
+        </w:pict>
+      </w:r>
+    </w:p>
+    <w:bookmarkEnd w:id="132"/>
+    <w:bookmarkEnd w:id="133"/>
+    <w:bookmarkStart w:id="136" w:name="Xb873b9d15acca0088e580b045db0f21c0564121"/>
+    <w:p>
+      <w:pPr>
+        <w:pStyle w:val="Heading2"/>
+      </w:pPr>
+      <w:r>
+        <w:t xml:space="preserve">[NEW] 7.9 — International Strategic LPs: Adding Regional Intelligence Partners to the Series A</w:t>
+      </w:r>
+    </w:p>
+    <w:bookmarkStart w:id="134" w:name="concept-overview-8"/>
+    <w:p>
+      <w:pPr>
+        <w:pStyle w:val="Heading3"/>
+      </w:pPr>
+      <w:r>
+        <w:t xml:space="preserve">Concept Overview</w:t>
+      </w:r>
+    </w:p>
+    <w:p>
+      <w:pPr>
+        <w:pStyle w:val="FirstParagraph"/>
+      </w:pPr>
+      <w:r>
+        <w:t xml:space="preserve">Structure the Series A to include two to three international investors from the creator economy’s fastest-growing markets — Southeast Asia, Latin America, and Europe — as strategic LPs who provide regional market intelligence, local agency relationships, and regulatory guidance in exchange for below-market equity participation (1 to 2% each).</w:t>
+      </w:r>
+    </w:p>
+    <w:p>
+      <w:pPr>
+        <w:pStyle w:val="BodyText"/>
+      </w:pPr>
+      <w:r>
+        <w:t xml:space="preserve">This is not primarily a financial decision. It is a market intelligence and network decision. A Brazilian VC with creator economy portfolio companies gives DealStage a two-year head start on understanding the Latin American market’s deal structure, regulatory environment, and creator-brand relationship norms that no amount of desk research can replicate.</w:t>
+      </w:r>
+    </w:p>
+    <w:bookmarkEnd w:id="134"/>
+    <w:bookmarkStart w:id="135" w:name="implementation-blueprint-5"/>
+    <w:p>
+      <w:pPr>
+        <w:pStyle w:val="Heading3"/>
+      </w:pPr>
+      <w:r>
+        <w:t xml:space="preserve">Implementation Blueprint</w:t>
+      </w:r>
+    </w:p>
+    <w:p>
+      <w:pPr>
+        <w:pStyle w:val="FirstParagraph"/>
+      </w:pPr>
+      <w:r>
+        <w:rPr>
+          <w:b/>
+          <w:bCs/>
+        </w:rPr>
+        <w:t xml:space="preserve">Target Identification:</w:t>
+      </w:r>
+      <w:r>
+        <w:t xml:space="preserve"> </w:t>
+      </w:r>
+      <w:r>
+        <w:t xml:space="preserve">Identify five to seven creator economy-focused VCs and family offices in Brazil, Mexico, Indonesia, Germany, and the UK. Prioritize those with existing portfolio investments in creator economy infrastructure — talent management platforms, creator monetization tools, brand marketing technology — rather than content or entertainment.</w:t>
+      </w:r>
+    </w:p>
+    <w:p>
+      <w:pPr>
+        <w:pStyle w:val="BodyText"/>
+      </w:pPr>
+      <w:r>
+        <w:rPr>
+          <w:b/>
+          <w:bCs/>
+        </w:rPr>
+        <w:t xml:space="preserve">The</w:t>
+      </w:r>
+      <w:r>
+        <w:rPr>
+          <w:b/>
+          <w:bCs/>
+        </w:rPr>
+        <w:t xml:space="preserve"> </w:t>
+      </w:r>
+      <w:r>
+        <w:rPr>
+          <w:b/>
+          <w:bCs/>
+        </w:rPr>
+        <w:t xml:space="preserve">“Global Intelligence Partner”</w:t>
+      </w:r>
+      <w:r>
+        <w:rPr>
+          <w:b/>
+          <w:bCs/>
+        </w:rPr>
+        <w:t xml:space="preserve"> </w:t>
+      </w:r>
+      <w:r>
+        <w:rPr>
+          <w:b/>
+          <w:bCs/>
+        </w:rPr>
+        <w:t xml:space="preserve">Structure:</w:t>
+      </w:r>
+      <w:r>
+        <w:t xml:space="preserve"> </w:t>
+      </w:r>
+      <w:r>
+        <w:t xml:space="preserve">Approach these investors with a specific LP designation that comes with defined obligations: quarterly regional market briefings, introductions to local agency and brand contacts, and first-look referral rights on regional creator economy deal opportunities. Below-market equity participation (1 to 2%) compensates for the obligation without diluting the primary investors’ ownership significantly.</w:t>
+      </w:r>
+    </w:p>
+    <w:p>
+      <w:pPr>
+        <w:pStyle w:val="BodyText"/>
+      </w:pPr>
+      <w:r>
+        <w:rPr>
+          <w:b/>
+          <w:bCs/>
+        </w:rPr>
+        <w:t xml:space="preserve">Series A Close Composition:</w:t>
+      </w:r>
+      <w:r>
+        <w:t xml:space="preserve"> </w:t>
+      </w:r>
+      <w:r>
+        <w:t xml:space="preserve">Structure the Series A close to include three international strategic LPs alongside the lead US VC. The international presence strengthens the investor pitch to the US lead by demonstrating that the global expansion thesis has immediate, credentialed execution infrastructure.</w:t>
+      </w:r>
+    </w:p>
+    <w:p>
+      <w:pPr>
+        <w:pStyle w:val="BodyText"/>
+      </w:pPr>
+      <w:r>
+        <w:rPr>
+          <w:b/>
+          <w:bCs/>
+        </w:rPr>
+        <w:t xml:space="preserve">The First International $100K Challenge:</w:t>
+      </w:r>
+      <w:r>
+        <w:t xml:space="preserve"> </w:t>
+      </w:r>
+      <w:r>
+        <w:t xml:space="preserve">Use LP network introductions to identify the first international market for a $100K Challenge episode. Filming in Brazil or Mexico in Year 1 demonstrates international ambition with minimal operational risk and creates the content to show international expansion is not aspirational — it is in progress.</w:t>
+      </w:r>
+    </w:p>
+    <w:p>
+      <w:pPr>
+        <w:pStyle w:val="BodyText"/>
+      </w:pPr>
+      <w:r>
+        <w:rPr>
+          <w:b/>
+          <w:bCs/>
+        </w:rPr>
+        <w:t xml:space="preserve">The Agency International Pipeline:</w:t>
+      </w:r>
+      <w:r>
+        <w:t xml:space="preserve"> </w:t>
+      </w:r>
+      <w:r>
+        <w:t xml:space="preserve">LP introductions to regional agencies also serve as the first outreach pipeline for The Agency Season 3 or 4 international versions — turning the investor relationship into a production development asset.</w:t>
+      </w:r>
+    </w:p>
+    <w:p>
+      <w:pPr>
+        <w:pStyle w:val="BodyText"/>
+      </w:pPr>
+      <w:r>
+        <w:rPr>
+          <w:b/>
+          <w:bCs/>
+        </w:rPr>
+        <w:t xml:space="preserve">Impact Rating:</w:t>
+      </w:r>
+      <w:r>
+        <w:t xml:space="preserve"> </w:t>
+      </w:r>
+      <w:r>
+        <w:t xml:space="preserve">High |</w:t>
+      </w:r>
+      <w:r>
+        <w:t xml:space="preserve"> </w:t>
+      </w:r>
+      <w:r>
+        <w:rPr>
+          <w:b/>
+          <w:bCs/>
+        </w:rPr>
+        <w:t xml:space="preserve">Effort Rating:</w:t>
+      </w:r>
+      <w:r>
+        <w:t xml:space="preserve"> </w:t>
+      </w:r>
+      <w:r>
+        <w:t xml:space="preserve">Medium</w:t>
+      </w:r>
+    </w:p>
+    <w:p>
+      <w:r>
+        <w:pict>
+          <v:rect style="width:0;height:1.5pt" o:hralign="center" o:hrstd="t" o:hr="t"/>
+        </w:pict>
+      </w:r>
+    </w:p>
+    <w:bookmarkEnd w:id="135"/>
+    <w:bookmarkEnd w:id="136"/>
+    <w:bookmarkStart w:id="140" w:name="X9723623e1ddf29c12eff852bb8048a6d44863dd"/>
+    <w:p>
+      <w:pPr>
+        <w:pStyle w:val="Heading2"/>
+      </w:pPr>
+      <w:r>
+        <w:t xml:space="preserve">[NEW] 7.10 — The Villain Brand: Creating Cross-Property Narrative Connective Tissue</w:t>
+      </w:r>
+    </w:p>
+    <w:bookmarkStart w:id="137" w:name="concept-overview-9"/>
+    <w:p>
+      <w:pPr>
+        <w:pStyle w:val="Heading3"/>
+      </w:pPr>
+      <w:r>
+        <w:t xml:space="preserve">Concept Overview</w:t>
+      </w:r>
+    </w:p>
+    <w:p>
+      <w:pPr>
+        <w:pStyle w:val="FirstParagraph"/>
+      </w:pPr>
+      <w:r>
+        <w:t xml:space="preserve">Identify one real brand willing to play the role of the</w:t>
+      </w:r>
+      <w:r>
+        <w:t xml:space="preserve"> </w:t>
+      </w:r>
+      <w:r>
+        <w:t xml:space="preserve">“before DealStage”</w:t>
+      </w:r>
+      <w:r>
+        <w:t xml:space="preserve"> </w:t>
+      </w:r>
+      <w:r>
+        <w:t xml:space="preserve">cautionary tale across multiple media properties — appearing in The Brand Side as the documentary subject, on the DealStage Podcast as a candid interviewee, and referenced in Deal Drops data — as a recurring character whose transformation arc ties the empire’s content properties together over the course of one full year.</w:t>
+      </w:r>
+    </w:p>
+    <w:bookmarkEnd w:id="137"/>
+    <w:bookmarkStart w:id="138" w:name="Xde06ef6df6339fe244d8cb46adf90a2372ac148"/>
+    <w:p>
+      <w:pPr>
+        <w:pStyle w:val="Heading3"/>
+      </w:pPr>
+      <w:r>
+        <w:t xml:space="preserve">Why Connective Tissue Is What Makes an Empire Feel Like a Universe</w:t>
+      </w:r>
+    </w:p>
+    <w:p>
+      <w:pPr>
+        <w:pStyle w:val="FirstParagraph"/>
+      </w:pPr>
+      <w:r>
+        <w:t xml:space="preserve">The greatest media universes have connective tissue between properties — recurring characters, shared references, cross-property story continuity. The Marvel Cinematic Universe’s architectural achievement was not individual films but the cross-property coherence that made each film matter more because of the others. The DealStage media empire has flywheel mechanics but no narrative connective tissue. A real brand whose story unfolds across multiple properties over twelve months creates the kind of cross-property storytelling that makes an empire feel coherent rather than merely parallel.</w:t>
+      </w:r>
+    </w:p>
+    <w:p>
+      <w:pPr>
+        <w:pStyle w:val="BodyText"/>
+      </w:pPr>
+      <w:r>
+        <w:t xml:space="preserve">It also solves The Brand Side’s biggest editorial challenge: how do you tell a genuine transformation story when every brand wants to look good? The Villain Brand has already accepted the</w:t>
+      </w:r>
+      <w:r>
+        <w:t xml:space="preserve"> </w:t>
+      </w:r>
+      <w:r>
+        <w:t xml:space="preserve">“before”</w:t>
+      </w:r>
+      <w:r>
+        <w:t xml:space="preserve"> </w:t>
+      </w:r>
+      <w:r>
+        <w:t xml:space="preserve">narrative and is invested in documenting the</w:t>
+      </w:r>
+      <w:r>
+        <w:t xml:space="preserve"> </w:t>
+      </w:r>
+      <w:r>
+        <w:t xml:space="preserve">“after.”</w:t>
+      </w:r>
+    </w:p>
+    <w:bookmarkEnd w:id="138"/>
+    <w:bookmarkStart w:id="139" w:name="implementation-blueprint-6"/>
+    <w:p>
+      <w:pPr>
+        <w:pStyle w:val="Heading3"/>
+      </w:pPr>
+      <w:r>
+        <w:t xml:space="preserve">Implementation Blueprint</w:t>
+      </w:r>
+    </w:p>
+    <w:p>
+      <w:pPr>
+        <w:pStyle w:val="FirstParagraph"/>
+      </w:pPr>
+      <w:r>
+        <w:rPr>
+          <w:b/>
+          <w:bCs/>
+        </w:rPr>
+        <w:t xml:space="preserve">Brand Identification:</w:t>
+      </w:r>
+      <w:r>
+        <w:t xml:space="preserve"> </w:t>
+      </w:r>
+      <w:r>
+        <w:t xml:space="preserve">Find a mid-size brand with a documented, publicly known influencer marketing failure that has since changed leadership or marketing strategy and is genuinely willing to let cameras follow the rebuilding. The criteria: the failure must be publicly known (it cannot be uncovered by the show — it must already exist in the record), leadership must have changed (the person responsible for the failure is no longer in the role), and the current team must be willing to engage with the failure directly on camera.</w:t>
+      </w:r>
+    </w:p>
+    <w:p>
+      <w:pPr>
+        <w:pStyle w:val="BodyText"/>
+      </w:pPr>
+      <w:r>
+        <w:rPr>
+          <w:b/>
+          <w:bCs/>
+        </w:rPr>
+        <w:t xml:space="preserve">Multi-Property Agreement:</w:t>
+      </w:r>
+      <w:r>
+        <w:t xml:space="preserve"> </w:t>
+      </w:r>
+      <w:r>
+        <w:t xml:space="preserve">Negotiate a single agreement covering all properties: The Brand Side documentary appearance, DealStage Podcast interview, Deal Drops data reference rights, and DealStage marketing case study rights. The brand commits to the full arc; DealStage commits to editorial fairness.</w:t>
+      </w:r>
+    </w:p>
+    <w:p>
+      <w:pPr>
+        <w:pStyle w:val="BodyText"/>
+      </w:pPr>
+      <w:r>
+        <w:rPr>
+          <w:b/>
+          <w:bCs/>
+        </w:rPr>
+        <w:t xml:space="preserve">The Twelve-Month Story Arc:</w:t>
+      </w:r>
+      <w:r>
+        <w:t xml:space="preserve"> </w:t>
+      </w:r>
+      <w:r>
+        <w:t xml:space="preserve">Q1 is the documentary (the failure, the new direction, and the first 90 days of rebuilding). Q2 is the podcast interview (the CMO’s candid perspective on what the data missed and what changed). Q3 is a Deal Drops segment (what the platform data shows about their current deal activity six months into the new approach). Q4 is the</w:t>
+      </w:r>
+      <w:r>
+        <w:t xml:space="preserve"> </w:t>
+      </w:r>
+      <w:r>
+        <w:t xml:space="preserve">“Year Later”</w:t>
+      </w:r>
+      <w:r>
+        <w:t xml:space="preserve"> </w:t>
+      </w:r>
+      <w:r>
+        <w:t xml:space="preserve">content across all platforms (the results, the verdict, and what other brands should learn).</w:t>
+      </w:r>
+    </w:p>
+    <w:p>
+      <w:pPr>
+        <w:pStyle w:val="BodyText"/>
+      </w:pPr>
+      <w:r>
+        <w:rPr>
+          <w:b/>
+          <w:bCs/>
+        </w:rPr>
+        <w:t xml:space="preserve">Year 2 Case Study:</w:t>
+      </w:r>
+      <w:r>
+        <w:t xml:space="preserve"> </w:t>
+      </w:r>
+      <w:r>
+        <w:t xml:space="preserve">If the transformation is genuine and documentable, use this brand as the benchmark in DealStage’s platform marketing:</w:t>
+      </w:r>
+      <w:r>
+        <w:t xml:space="preserve"> </w:t>
+      </w:r>
+      <w:r>
+        <w:t xml:space="preserve">“See how [Brand] went from [failure] to [specific result] using DealStage’s AI.”</w:t>
+      </w:r>
+      <w:r>
+        <w:t xml:space="preserve"> </w:t>
+      </w:r>
+      <w:r>
+        <w:t xml:space="preserve">A named, documented transformation case study is the most persuasive asset in enterprise sales.</w:t>
+      </w:r>
+    </w:p>
+    <w:p>
+      <w:pPr>
+        <w:pStyle w:val="BodyText"/>
+      </w:pPr>
+      <w:r>
+        <w:rPr>
+          <w:b/>
+          <w:bCs/>
+        </w:rPr>
+        <w:t xml:space="preserve">Impact Rating:</w:t>
+      </w:r>
+      <w:r>
+        <w:t xml:space="preserve"> </w:t>
+      </w:r>
+      <w:r>
+        <w:t xml:space="preserve">Medium |</w:t>
+      </w:r>
+      <w:r>
+        <w:t xml:space="preserve"> </w:t>
+      </w:r>
+      <w:r>
+        <w:rPr>
+          <w:b/>
+          <w:bCs/>
+        </w:rPr>
+        <w:t xml:space="preserve">Effort Rating:</w:t>
+      </w:r>
+      <w:r>
+        <w:t xml:space="preserve"> </w:t>
+      </w:r>
+      <w:r>
+        <w:t xml:space="preserve">Medium</w:t>
+      </w:r>
+    </w:p>
+    <w:p>
+      <w:r>
+        <w:pict>
+          <v:rect style="width:0;height:1.5pt" o:hralign="center" o:hrstd="t" o:hr="t"/>
+        </w:pict>
+      </w:r>
+    </w:p>
+    <w:p>
+      <w:pPr>
+        <w:pStyle w:val="FirstParagraph"/>
+      </w:pPr>
+      <w:r>
+        <w:rPr>
+          <w:i/>
+          <w:iCs/>
+        </w:rPr>
+        <w:t xml:space="preserve">Strategic enhancements section completed: March 20, 2026</w:t>
+      </w:r>
+      <w:r>
+        <w:t xml:space="preserve"> </w:t>
+      </w:r>
+      <w:r>
+        <w:rPr>
+          <w:i/>
+          <w:iCs/>
+        </w:rPr>
+        <w:t xml:space="preserve">Source: STRATEGIC_SUGGESTIONS_DOCS_5_8.md — All 10 suggestions for Document 7 applied in full.</w:t>
+      </w:r>
+    </w:p>
+    <w:p>
+      <w:pPr>
+        <w:pStyle w:val="Compact"/>
+        <w:numPr>
+          <w:ilvl w:val="0"/>
+          <w:numId w:val="1029"/>
+        </w:numPr>
+      </w:pPr>
+      <w:r>
+        <w:t xml:space="preserve">Long-term public market narrative:</w:t>
+      </w:r>
+      <w:r>
+        <w:t xml:space="preserve"> </w:t>
+      </w:r>
+      <w:r>
+        <w:t xml:space="preserve">“The Bloomberg Terminal of the Creator Economy — data intelligence infrastructure for the world’s fastest-growing media industry”</w:t>
+      </w:r>
+    </w:p>
+    <w:bookmarkEnd w:id="139"/>
+    <w:bookmarkEnd w:id="140"/>
+    <w:bookmarkEnd w:id="141"/>
     <w:sectPr>
       <w:footnotePr>
         <w:numRestart w:val="eachSect"/>
@@ -16722,6 +19043,9 @@
     <w:abstractNumId w:val="991"/>
   </w:num>
   <w:num w:numId="1028">
+    <w:abstractNumId w:val="991"/>
+  </w:num>
+  <w:num w:numId="1029">
     <w:abstractNumId w:val="991"/>
   </w:num>
 </w:numbering>
